--- a/outputs/a41/a41_ficha_funcional.docx
+++ b/outputs/a41/a41_ficha_funcional.docx
@@ -1,8 +1,8 @@
 
 <file path=word/document.xml><?xml version="1.0" encoding="utf-8"?>
-<w:document xmlns:w="http://schemas.openxmlformats.org/wordprocessingml/2006/main" xmlns:ns1="http://schemas.openxmlformats.org/markup-compatibility/2006" xmlns:ns2="http://schemas.microsoft.com/office/word/2010/wordml" xmlns:ns3="http://schemas.openxmlformats.org/drawingml/2006/wordprocessingDrawing" xmlns:ns4="http://schemas.microsoft.com/office/word/2010/wordprocessingDrawing" xmlns:ns5="http://schemas.openxmlformats.org/drawingml/2006/main" xmlns:ns6="http://schemas.openxmlformats.org/drawingml/2006/picture" xmlns:ns7="http://schemas.openxmlformats.org/officeDocument/2006/relationships" xmlns:w15="http://schemas.microsoft.com/office/word/2012/wordml" xmlns:w16="http://schemas.microsoft.com/office/word/2018/wordml" xmlns:w16cex="http://schemas.microsoft.com/office/word/2018/wordml/cex" xmlns:w16cid="http://schemas.microsoft.com/office/word/2016/wordml/cid" xmlns:w16du="http://schemas.microsoft.com/office/word/2023/wordml/word16du" xmlns:w16se="http://schemas.microsoft.com/office/word/2015/wordml/symex" xmlns:w16sdtfl="http://schemas.microsoft.com/office/word/2020/wordml/sdtdatahash" xmlns:w16sdtdh="http://schemas.microsoft.com/office/word/2020/wordml/sdtdatahash" xmlns:w14="http://schemas.microsoft.com/office/word/2010/wordml" xmlns:wp14="http://schemas.microsoft.com/office/word/2010/wordprocessingDrawing" ns1:Ignorable="w14 w15 w16se w16cid w16 w16cex w16sdtdh w16sdtfl w16du wp14">
+<w:document xmlns:wpc="http://schemas.microsoft.com/office/word/2010/wordprocessingCanvas" xmlns:cx="http://schemas.microsoft.com/office/drawing/2014/chartex" xmlns:cx1="http://schemas.microsoft.com/office/drawing/2015/9/8/chartex" xmlns:cx2="http://schemas.microsoft.com/office/drawing/2015/10/21/chartex" xmlns:cx3="http://schemas.microsoft.com/office/drawing/2016/5/9/chartex" xmlns:cx4="http://schemas.microsoft.com/office/drawing/2016/5/10/chartex" xmlns:cx5="http://schemas.microsoft.com/office/drawing/2016/5/11/chartex" xmlns:cx6="http://schemas.microsoft.com/office/drawing/2016/5/12/chartex" xmlns:cx7="http://schemas.microsoft.com/office/drawing/2016/5/13/chartex" xmlns:cx8="http://schemas.microsoft.com/office/drawing/2016/5/14/chartex" xmlns:mc="http://schemas.openxmlformats.org/markup-compatibility/2006" xmlns:aink="http://schemas.microsoft.com/office/drawing/2016/ink" xmlns:am3d="http://schemas.microsoft.com/office/drawing/2017/model3d" xmlns:o="urn:schemas-microsoft-com:office:office" xmlns:oel="http://schemas.microsoft.com/office/2019/extlst" xmlns:r="http://schemas.openxmlformats.org/officeDocument/2006/relationships" xmlns:m="http://schemas.openxmlformats.org/officeDocument/2006/math" xmlns:v="urn:schemas-microsoft-com:vml" xmlns:wp14="http://schemas.microsoft.com/office/word/2010/wordprocessingDrawing" xmlns:wp="http://schemas.openxmlformats.org/drawingml/2006/wordprocessingDrawing" xmlns:w10="urn:schemas-microsoft-com:office:word" xmlns:w="http://schemas.openxmlformats.org/wordprocessingml/2006/main" xmlns:w14="http://schemas.microsoft.com/office/word/2010/wordml" xmlns:w15="http://schemas.microsoft.com/office/word/2012/wordml" xmlns:w16cex="http://schemas.microsoft.com/office/word/2018/wordml/cex" xmlns:w16cid="http://schemas.microsoft.com/office/word/2016/wordml/cid" xmlns:w16="http://schemas.microsoft.com/office/word/2018/wordml" xmlns:w16du="http://schemas.microsoft.com/office/word/2023/wordml/word16du" xmlns:w16sdtdh="http://schemas.microsoft.com/office/word/2020/wordml/sdtdatahash" xmlns:w16sdtfl="http://schemas.microsoft.com/office/word/2024/wordml/sdtformatlock" xmlns:w16se="http://schemas.microsoft.com/office/word/2015/wordml/symex" xmlns:wpg="http://schemas.microsoft.com/office/word/2010/wordprocessingGroup" xmlns:wpi="http://schemas.microsoft.com/office/word/2010/wordprocessingInk" xmlns:wne="http://schemas.microsoft.com/office/word/2006/wordml" xmlns:wps="http://schemas.microsoft.com/office/word/2010/wordprocessingShape" mc:Ignorable="w14 w15 w16se w16cid w16 w16cex w16sdtdh w16sdtfl w16du wp14">
   <w:body>
-    <w:p ns2:paraId="106243A3" ns2:textId="77777777">
+    <w:p>
       <w:pPr>
         <w:widowControl w:val="0"/>
         <w:pBdr>
@@ -15,120 +15,120 @@
         <w:spacing w:after="0" w:line="276" w:lineRule="auto"/>
       </w:pPr>
     </w:p>
-    <w:p ns2:paraId="24C99032" ns2:textId="77777777">
+    <w:p>
       <w:r>
         <w:rPr>
           <w:noProof/>
         </w:rPr>
         <w:drawing>
-          <ns3:anchor distT="0" distB="0" distL="114300" distR="114300" simplePos="0" relativeHeight="251658240" behindDoc="0" locked="0" layoutInCell="1" hidden="0" allowOverlap="1" ns4:anchorId="6DA82D87" ns4:editId="67E776CC">
-            <ns3:simplePos x="0" y="0"/>
-            <ns3:positionH relativeFrom="column">
-              <ns3:posOffset>590550</ns3:posOffset>
-            </ns3:positionH>
-            <ns3:positionV relativeFrom="paragraph">
-              <ns3:posOffset>0</ns3:posOffset>
-            </ns3:positionV>
-            <ns3:extent cx="3373120" cy="2032000"/>
-            <ns3:effectExtent l="0" t="0" r="0" b="0"/>
-            <ns3:wrapSquare wrapText="bothSides" distT="0" distB="0" distL="114300" distR="114300"/>
-            <ns3:docPr id="1001" name="image5.jpg" descr="A logo with green leaves  AI-generated content may be incorrect."/>
-            <ns3:cNvGraphicFramePr/>
-            <ns5:graphic>
-              <ns5:graphicData uri="http://schemas.openxmlformats.org/drawingml/2006/picture">
-                <ns6:pic>
-                  <ns6:nvPicPr>
-                    <ns6:cNvPr id="0" name="image5.jpg" descr="A logo with green leaves  AI-generated content may be incorrect."/>
-                    <ns6:cNvPicPr preferRelativeResize="0"/>
-                  </ns6:nvPicPr>
-                  <ns6:blipFill>
-                    <ns5:blip ns7:embed="rId9"/>
-                    <ns5:srcRect/>
-                    <ns5:stretch>
-                      <ns5:fillRect/>
-                    </ns5:stretch>
-                  </ns6:blipFill>
-                  <ns6:spPr>
-                    <ns5:xfrm>
-                      <ns5:off x="0" y="0"/>
-                      <ns5:ext cx="3373120" cy="2032000"/>
-                    </ns5:xfrm>
-                    <ns5:prstGeom prst="rect">
-                      <ns5:avLst/>
-                    </ns5:prstGeom>
-                    <ns5:ln/>
-                  </ns6:spPr>
-                </ns6:pic>
-              </ns5:graphicData>
-            </ns5:graphic>
-          </ns3:anchor>
+          <wp:anchor distT="0" distB="0" distL="114300" distR="114300" simplePos="0" relativeHeight="251658240" behindDoc="0" locked="0" layoutInCell="1" hidden="0" allowOverlap="1" wp14:anchorId="6DA82D87" wp14:editId="67E776CC">
+            <wp:simplePos x="0" y="0"/>
+            <wp:positionH relativeFrom="column">
+              <wp:posOffset>590550</wp:posOffset>
+            </wp:positionH>
+            <wp:positionV relativeFrom="paragraph">
+              <wp:posOffset>0</wp:posOffset>
+            </wp:positionV>
+            <wp:extent cx="3373120" cy="2032000"/>
+            <wp:effectExtent l="0" t="0" r="0" b="0"/>
+            <wp:wrapSquare wrapText="bothSides" distT="0" distB="0" distL="114300" distR="114300"/>
+            <wp:docPr id="1001" name="image5.jpg" descr="A logo with green leaves  AI-generated content may be incorrect."/>
+            <wp:cNvGraphicFramePr/>
+            <a:graphic xmlns:a="http://schemas.openxmlformats.org/drawingml/2006/main">
+              <a:graphicData uri="http://schemas.openxmlformats.org/drawingml/2006/picture">
+                <pic:pic xmlns:pic="http://schemas.openxmlformats.org/drawingml/2006/picture">
+                  <pic:nvPicPr>
+                    <pic:cNvPr id="0" name="image5.jpg" descr="A logo with green leaves  AI-generated content may be incorrect."/>
+                    <pic:cNvPicPr preferRelativeResize="0"/>
+                  </pic:nvPicPr>
+                  <pic:blipFill>
+                    <a:blip r:embed="rId9"/>
+                    <a:srcRect/>
+                    <a:stretch>
+                      <a:fillRect/>
+                    </a:stretch>
+                  </pic:blipFill>
+                  <pic:spPr>
+                    <a:xfrm>
+                      <a:off x="0" y="0"/>
+                      <a:ext cx="3373120" cy="2032000"/>
+                    </a:xfrm>
+                    <a:prstGeom prst="rect">
+                      <a:avLst/>
+                    </a:prstGeom>
+                    <a:ln/>
+                  </pic:spPr>
+                </pic:pic>
+              </a:graphicData>
+            </a:graphic>
+          </wp:anchor>
         </w:drawing>
       </w:r>
     </w:p>
-    <w:p ns2:paraId="63AD88AE" ns2:textId="77777777"/>
-    <w:p ns2:paraId="13617619" ns2:textId="77777777"/>
-    <w:p ns2:paraId="1CFC4C5D" ns2:textId="77777777">
+    <w:p/>
+    <w:p/>
+    <w:p>
       <w:r>
         <w:rPr>
           <w:noProof/>
         </w:rPr>
         <w:drawing>
-          <ns3:anchor distT="0" distB="0" distL="114300" distR="114300" simplePos="0" relativeHeight="251659264" behindDoc="0" locked="0" layoutInCell="1" hidden="0" allowOverlap="1" ns4:anchorId="35C55989" ns4:editId="6F08A60C">
-            <ns3:simplePos x="0" y="0"/>
-            <ns3:positionH relativeFrom="column">
-              <ns3:posOffset>2634615</ns3:posOffset>
-            </ns3:positionH>
-            <ns3:positionV relativeFrom="paragraph">
-              <ns3:posOffset>130810</ns3:posOffset>
-            </ns3:positionV>
-            <ns3:extent cx="2266950" cy="1295400"/>
-            <ns3:effectExtent l="0" t="0" r="0" b="0"/>
-            <ns3:wrapNone/>
-            <ns3:docPr id="1002" name="image1.png" descr="A black background with white text and brown lines  AI-generated content may be incorrect."/>
-            <ns3:cNvGraphicFramePr/>
-            <ns5:graphic>
-              <ns5:graphicData uri="http://schemas.openxmlformats.org/drawingml/2006/picture">
-                <ns6:pic>
-                  <ns6:nvPicPr>
-                    <ns6:cNvPr id="0" name="image1.png" descr="A black background with white text and brown lines  AI-generated content may be incorrect."/>
-                    <ns6:cNvPicPr preferRelativeResize="0"/>
-                  </ns6:nvPicPr>
-                  <ns6:blipFill>
-                    <ns5:blip ns7:embed="rId10"/>
-                    <ns5:srcRect/>
-                    <ns5:stretch>
-                      <ns5:fillRect/>
-                    </ns5:stretch>
-                  </ns6:blipFill>
-                  <ns6:spPr>
-                    <ns5:xfrm>
-                      <ns5:off x="0" y="0"/>
-                      <ns5:ext cx="2266950" cy="1295400"/>
-                    </ns5:xfrm>
-                    <ns5:prstGeom prst="rect">
-                      <ns5:avLst/>
-                    </ns5:prstGeom>
-                    <ns5:ln/>
-                  </ns6:spPr>
-                </ns6:pic>
-              </ns5:graphicData>
-            </ns5:graphic>
-          </ns3:anchor>
+          <wp:anchor distT="0" distB="0" distL="114300" distR="114300" simplePos="0" relativeHeight="251659264" behindDoc="0" locked="0" layoutInCell="1" hidden="0" allowOverlap="1" wp14:anchorId="35C55989" wp14:editId="6F08A60C">
+            <wp:simplePos x="0" y="0"/>
+            <wp:positionH relativeFrom="column">
+              <wp:posOffset>2634615</wp:posOffset>
+            </wp:positionH>
+            <wp:positionV relativeFrom="paragraph">
+              <wp:posOffset>130810</wp:posOffset>
+            </wp:positionV>
+            <wp:extent cx="2266950" cy="1295400"/>
+            <wp:effectExtent l="0" t="0" r="0" b="0"/>
+            <wp:wrapNone/>
+            <wp:docPr id="1002" name="image1.png" descr="A black background with white text and brown lines  AI-generated content may be incorrect."/>
+            <wp:cNvGraphicFramePr/>
+            <a:graphic xmlns:a="http://schemas.openxmlformats.org/drawingml/2006/main">
+              <a:graphicData uri="http://schemas.openxmlformats.org/drawingml/2006/picture">
+                <pic:pic xmlns:pic="http://schemas.openxmlformats.org/drawingml/2006/picture">
+                  <pic:nvPicPr>
+                    <pic:cNvPr id="0" name="image1.png" descr="A black background with white text and brown lines  AI-generated content may be incorrect."/>
+                    <pic:cNvPicPr preferRelativeResize="0"/>
+                  </pic:nvPicPr>
+                  <pic:blipFill>
+                    <a:blip r:embed="rId10"/>
+                    <a:srcRect/>
+                    <a:stretch>
+                      <a:fillRect/>
+                    </a:stretch>
+                  </pic:blipFill>
+                  <pic:spPr>
+                    <a:xfrm>
+                      <a:off x="0" y="0"/>
+                      <a:ext cx="2266950" cy="1295400"/>
+                    </a:xfrm>
+                    <a:prstGeom prst="rect">
+                      <a:avLst/>
+                    </a:prstGeom>
+                    <a:ln/>
+                  </pic:spPr>
+                </pic:pic>
+              </a:graphicData>
+            </a:graphic>
+          </wp:anchor>
         </w:drawing>
       </w:r>
     </w:p>
-    <w:p ns2:paraId="160A56DE" ns2:textId="77777777"/>
-    <w:p ns2:paraId="25B33647" ns2:textId="77777777"/>
-    <w:p ns2:paraId="6735FB09" ns2:textId="77777777"/>
-    <w:p ns2:paraId="1CEC7FC8" ns2:textId="77777777"/>
-    <w:p ns2:paraId="37EEEAA2" ns2:textId="77777777">
+    <w:p/>
+    <w:p/>
+    <w:p/>
+    <w:p/>
+    <w:p>
       <w:pPr>
         <w:jc w:val="right"/>
       </w:pPr>
     </w:p>
-    <w:p ns2:paraId="63AC0D8F" ns2:textId="77777777"/>
-    <w:p ns2:paraId="5A911671" ns2:textId="77777777"/>
-    <w:p ns2:paraId="0B16D1AF" ns2:textId="77777777">
+    <w:p/>
+    <w:p/>
+    <w:p>
       <w:pPr>
         <w:rPr>
           <w:rFonts w:ascii="Liberation Sans Regular" w:eastAsia="Liberation Sans Regular" w:hAnsi="Liberation Sans Regular" w:cs="Liberation Sans Regular"/>
@@ -138,7 +138,7 @@
         </w:rPr>
       </w:pPr>
     </w:p>
-    <w:p ns2:paraId="0576D7E2" ns2:textId="77777777">
+    <w:p>
       <w:pPr>
         <w:ind w:left="993"/>
         <w:rPr>
@@ -146,6 +146,7 @@
           <w:color w:val="203441"/>
           <w:sz w:val="60"/>
           <w:szCs w:val="60"/>
+          <w:lang w:val="en-US"/>
         </w:rPr>
       </w:pPr>
       <w:r>
@@ -154,11 +155,12 @@
           <w:color w:val="203441"/>
           <w:sz w:val="60"/>
           <w:szCs w:val="60"/>
+          <w:lang w:val="en-US"/>
         </w:rPr>
         <w:t>Ficha funcional del modelo</w:t>
       </w:r>
     </w:p>
-    <w:p ns2:paraId="3B449A25" ns2:textId="77777777">
+    <w:p>
       <w:pPr>
         <w:ind w:left="993"/>
         <w:rPr>
@@ -166,6 +168,7 @@
           <w:color w:val="203441"/>
           <w:sz w:val="60"/>
           <w:szCs w:val="60"/>
+          <w:lang w:val="en-US"/>
         </w:rPr>
       </w:pPr>
       <w:r>
@@ -174,11 +177,12 @@
           <w:color w:val="203441"/>
           <w:sz w:val="60"/>
           <w:szCs w:val="60"/>
+          <w:lang w:val="en-US"/>
         </w:rPr>
-        <w:t xml:space="preserve">a41 · meat-curing-machinery-acoustic-anomaly</w:t>
+        <w:t>a41 · meat-curing-machinery-acoustic-anomaly</w:t>
       </w:r>
     </w:p>
-    <w:p ns2:paraId="51DA5B40" ns2:textId="77777777">
+    <w:p>
       <w:pPr>
         <w:shd w:val="clear" w:color="auto" w:fill="E3EFDD"/>
         <w:ind w:left="993" w:right="2267" w:firstLine="140"/>
@@ -196,10 +200,10 @@
           <w:sz w:val="44"/>
           <w:szCs w:val="44"/>
         </w:rPr>
-        <w:t xml:space="preserve">Descripción de negocio para usuarios de la plataforma DatagIA</w:t>
+        <w:t>Descripción de negocio para usuarios de la plataforma DatagIA</w:t>
       </w:r>
     </w:p>
-    <w:p ns2:paraId="40EB8FF9" ns2:textId="77777777">
+    <w:p>
       <w:pPr>
         <w:ind w:left="993"/>
         <w:rPr>
@@ -216,185 +220,75 @@
           <w:sz w:val="32"/>
           <w:szCs w:val="32"/>
         </w:rPr>
-        <w:t xml:space="preserve">Octubre 2026</w:t>
+        <w:t>Octubre 2026</w:t>
       </w:r>
     </w:p>
-    <w:p ns2:paraId="27FF289D" ns2:textId="77777777">
+    <w:p>
       <w:r>
         <w:rPr>
           <w:noProof/>
         </w:rPr>
         <w:drawing>
-          <ns3:anchor distT="0" distB="0" distL="0" distR="0" simplePos="0" relativeHeight="251660288" behindDoc="1" locked="0" layoutInCell="1" hidden="0" allowOverlap="1" ns4:anchorId="39D70CED" ns4:editId="0A17AF9A">
-            <ns3:simplePos x="0" y="0"/>
-            <ns3:positionH relativeFrom="margin">
-              <ns3:align>center</ns3:align>
-            </ns3:positionH>
-            <ns3:positionV relativeFrom="margin">
-              <ns3:align>center</ns3:align>
-            </ns3:positionV>
-            <ns3:extent cx="5397500" cy="5280025"/>
-            <ns3:effectExtent l="0" t="0" r="0" b="0"/>
-            <ns3:wrapNone/>
-            <ns3:docPr id="1003" name="image2.png"/>
-            <ns3:cNvGraphicFramePr/>
-            <ns5:graphic>
-              <ns5:graphicData uri="http://schemas.openxmlformats.org/drawingml/2006/picture">
-                <ns6:pic>
-                  <ns6:nvPicPr>
-                    <ns6:cNvPr id="0" name="image2.png"/>
-                    <ns6:cNvPicPr preferRelativeResize="0"/>
-                  </ns6:nvPicPr>
-                  <ns6:blipFill>
-                    <ns5:blip ns7:embed="rId11"/>
-                    <ns5:srcRect/>
-                    <ns5:stretch>
-                      <ns5:fillRect/>
-                    </ns5:stretch>
-                  </ns6:blipFill>
-                  <ns6:spPr>
-                    <ns5:xfrm>
-                      <ns5:off x="0" y="0"/>
-                      <ns5:ext cx="5397500" cy="5280025"/>
-                    </ns5:xfrm>
-                    <ns5:prstGeom prst="rect">
-                      <ns5:avLst/>
-                    </ns5:prstGeom>
-                    <ns5:ln/>
-                  </ns6:spPr>
-                </ns6:pic>
-              </ns5:graphicData>
-            </ns5:graphic>
-          </ns3:anchor>
+          <wp:anchor distT="0" distB="0" distL="0" distR="0" simplePos="0" relativeHeight="251660288" behindDoc="1" locked="0" layoutInCell="1" hidden="0" allowOverlap="1" wp14:anchorId="39D70CED" wp14:editId="0A17AF9A">
+            <wp:simplePos x="0" y="0"/>
+            <wp:positionH relativeFrom="margin">
+              <wp:align>center</wp:align>
+            </wp:positionH>
+            <wp:positionV relativeFrom="margin">
+              <wp:align>center</wp:align>
+            </wp:positionV>
+            <wp:extent cx="5397500" cy="5280025"/>
+            <wp:effectExtent l="0" t="0" r="0" b="0"/>
+            <wp:wrapNone/>
+            <wp:docPr id="1003" name="image2.png"/>
+            <wp:cNvGraphicFramePr/>
+            <a:graphic xmlns:a="http://schemas.openxmlformats.org/drawingml/2006/main">
+              <a:graphicData uri="http://schemas.openxmlformats.org/drawingml/2006/picture">
+                <pic:pic xmlns:pic="http://schemas.openxmlformats.org/drawingml/2006/picture">
+                  <pic:nvPicPr>
+                    <pic:cNvPr id="0" name="image2.png"/>
+                    <pic:cNvPicPr preferRelativeResize="0"/>
+                  </pic:nvPicPr>
+                  <pic:blipFill>
+                    <a:blip r:embed="rId11"/>
+                    <a:srcRect/>
+                    <a:stretch>
+                      <a:fillRect/>
+                    </a:stretch>
+                  </pic:blipFill>
+                  <pic:spPr>
+                    <a:xfrm>
+                      <a:off x="0" y="0"/>
+                      <a:ext cx="5397500" cy="5280025"/>
+                    </a:xfrm>
+                    <a:prstGeom prst="rect">
+                      <a:avLst/>
+                    </a:prstGeom>
+                    <a:ln/>
+                  </pic:spPr>
+                </pic:pic>
+              </a:graphicData>
+            </a:graphic>
+          </wp:anchor>
         </w:drawing>
       </w:r>
       <w:r>
         <w:br w:type="page"/>
       </w:r>
     </w:p>
-    <w:p ns2:paraId="02C5CAC2" ns2:textId="77777777"/>
-    <w:p ns2:paraId="7933C1B1" ns2:textId="77777777"/>
-    <w:p ns2:paraId="61C7AC21" ns2:textId="77777777">
+    <w:p>
       <w:pPr>
-        <w:rPr>
-          <w:rFonts w:ascii="Liberalisation sans narrow" w:eastAsia="Liberalisation sans narrow" w:hAnsi="Liberalisation sans narrow" w:cs="Liberalisation sans narrow"/>
-          <w:b/>
-          <w:bCs/>
-        </w:rPr>
-      </w:pPr>
-    </w:p>
-    <w:p ns2:paraId="442353E4" ns2:textId="77777777">
-      <w:pPr>
-        <w:keepLines/>
-        <w:spacing w:before="120" w:after="120" w:line="276" w:lineRule="auto"/>
-        <w:jc w:val="both"/>
-        <w:rPr>
-          <w:rFonts w:ascii="Liberalisation sans narrow" w:eastAsia="Liberalisation sans narrow" w:hAnsi="Liberalisation sans narrow" w:cs="Liberalisation sans narrow"/>
-        </w:rPr>
-      </w:pPr>
-      <w:r>
-        <w:br w:type="page"/>
-      </w:r>
-    </w:p>
-    <w:p ns2:paraId="1A562CDE" ns2:textId="77777777">
-      <w:pPr>
-        <w:keepLines/>
-        <w:spacing w:before="120" w:after="120" w:line="276" w:lineRule="auto"/>
-        <w:jc w:val="both"/>
-        <w:rPr>
-          <w:rFonts w:ascii="Liberalisation sans narrow" w:eastAsia="Liberalisation sans narrow" w:hAnsi="Liberalisation sans narrow" w:cs="Liberalisation sans narrow"/>
-        </w:rPr>
-      </w:pPr>
-    </w:p>
-    <w:p ns2:paraId="77040EB8" ns2:textId="77777777">
-      <w:pPr>
-        <w:keepLines/>
-        <w:spacing w:before="120" w:after="120" w:line="276" w:lineRule="auto"/>
-        <w:jc w:val="both"/>
-        <w:rPr>
-          <w:rFonts w:ascii="Liberalisation sans narrow" w:eastAsia="Liberalisation sans narrow" w:hAnsi="Liberalisation sans narrow" w:cs="Liberalisation sans narrow"/>
-        </w:rPr>
-      </w:pPr>
-    </w:p>
-    <w:p ns2:paraId="586DF882" ns2:textId="2ED357CA">
-      <w:pPr>
-        <w:pBdr>
-          <w:top w:val="nil"/>
-          <w:left w:val="nil"/>
-          <w:bottom w:val="nil"/>
-          <w:right w:val="nil"/>
-          <w:between w:val="nil"/>
-        </w:pBdr>
-        <w:tabs>
-          <w:tab w:val="left" w:pos="960"/>
-          <w:tab w:val="right" w:pos="8494"/>
-        </w:tabs>
-        <w:spacing w:after="100"/>
-        <w:ind w:left="220"/>
-        <w:rPr>
-          <w:color w:val="000000"/>
-          <w:sz w:val="24"/>
-          <w:szCs w:val="24"/>
-        </w:rPr>
-      </w:pPr>
-    </w:p>
-    <w:p ns2:paraId="0DE37DC7" ns2:textId="77777777">
-      <w:pPr>
-        <w:rPr>
-          <w:rFonts w:ascii="Liberalisation sans narrow" w:eastAsia="Liberalisation sans narrow" w:hAnsi="Liberalisation sans narrow" w:cs="Liberalisation sans narrow"/>
-          <w:color w:val="203441"/>
-        </w:rPr>
-      </w:pPr>
-      <w:r>
-        <w:br w:type="page"/>
-      </w:r>
-    </w:p>
-    <w:p ns2:paraId="6B5CFA01" ns2:textId="77777777">
-      <w:pPr>
-        <w:pStyle w:val="Ttulo1"/>
+        <w:pStyle w:val="Heading1"/>
+        <w:jc w:val="left"/>
       </w:pPr>
       <w:bookmarkStart w:id="0" w:name="_heading=h.33jjin156j5n" w:colFirst="0" w:colLast="0"/>
+      <w:bookmarkStart w:id="1" w:name="_Toc233976909"/>
       <w:bookmarkEnd w:id="0"/>
-    </w:p>
-    <w:p ns2:paraId="59508226" ns2:textId="44329DDB">
-      <w:pPr>
-        <w:rPr>
-          <w:rFonts w:ascii="Liberation sans narrow" w:eastAsia="Liberation sans narrow" w:hAnsi="Liberation sans narrow" w:cs="Liberation sans narrow"/>
-        </w:rPr>
-      </w:pPr>
-      <w:r>
-        <w:rPr>
-          <w:rFonts w:ascii="Liberation sans narrow" w:eastAsia="Liberation sans narrow" w:hAnsi="Liberation sans narrow" w:cs="Liberation sans narrow"/>
-          <w:color w:val="739A8A" w:themeColor="text1"/>
-          <w:szCs w:val="24"/>
-          <w:lang w:val="en-US"/>
-        </w:rPr>
-        <w:fldChar w:fldCharType="end"/>
-      </w:r>
-    </w:p>
-    <w:p ns2:paraId="546A9A3A" ns2:textId="7EA5DBCB"/>
-    <w:p ns2:paraId="0EBFC326" ns2:textId="77777777">
-      <w:pPr>
-        <w:rPr>
-          <w:rFonts w:ascii="Liberation sans narrow" w:eastAsia="Liberation sans narrow" w:hAnsi="Liberation sans narrow" w:cs="Liberation sans narrow"/>
-          <w:color w:val="203441"/>
-        </w:rPr>
-      </w:pPr>
-      <w:r>
-        <w:br w:type="page"/>
-      </w:r>
-    </w:p>
-    <w:p ns2:paraId="5C32CB1B" ns2:textId="0F8D2751">
-      <w:pPr>
-        <w:pStyle w:val="Ttulo1"/>
-        <w:jc w:val="left"/>
-      </w:pPr>
-      <w:bookmarkStart w:id="5" w:name="_Toc233976909"/>
       <w:r>
         <w:lastRenderedPageBreak/>
         <w:t>1. Qué hace el modelo</w:t>
       </w:r>
-      <w:bookmarkEnd w:id="5"/>
+      <w:bookmarkEnd w:id="1"/>
       <w:r>
         <w:br/>
       </w:r>
@@ -418,7 +312,7 @@
         <w:gridCol w:w="2800"/>
         <w:gridCol w:w="6560"/>
       </w:tblGrid>
-      <w:tr ns2:paraId="60A61DA1" ns2:textId="77777777">
+      <w:tr>
         <w:tc>
           <w:tcPr>
             <w:tcW w:w="2800" w:type="dxa"/>
@@ -436,7 +330,7 @@
               <w:right w:w="120" w:type="dxa"/>
             </w:tcMar>
           </w:tcPr>
-          <w:p ns2:paraId="23A6BFC6" ns2:textId="77777777">
+          <w:p>
             <w:r>
               <w:rPr>
                 <w:b/>
@@ -466,14 +360,14 @@
               <w:right w:w="120" w:type="dxa"/>
             </w:tcMar>
           </w:tcPr>
-          <w:p ns2:paraId="4F17D729" ns2:textId="77777777">
-            <w:r>
-              <w:t xml:space="preserve">Herramienta que escucha una grabación del sonido de una máquina del secadero (ventilador, bomba, corredera o válvula) y avisa si suena distinto de cuando funciona bien. Sirve para detectar a tiempo averías que pueden estropear lotes de embutido en curación.</w:t>
+          <w:p>
+            <w:r>
+              <w:t>Herramienta que escucha una grabación del sonido de una máquina del secadero (ventilador, bomba, corredera o válvula) y avisa si suena distinto de cuando funciona bien. Sirve para detectar a tiempo averías que pueden estropear lotes de embutido en curación.</w:t>
             </w:r>
           </w:p>
         </w:tc>
       </w:tr>
-      <w:tr ns2:paraId="2EFAE6D1" ns2:textId="77777777">
+      <w:tr>
         <w:tc>
           <w:tcPr>
             <w:tcW w:w="2800" w:type="dxa"/>
@@ -491,7 +385,7 @@
               <w:right w:w="120" w:type="dxa"/>
             </w:tcMar>
           </w:tcPr>
-          <w:p ns2:paraId="5FCB8C3E" ns2:textId="77777777">
+          <w:p>
             <w:r>
               <w:rPr>
                 <w:b/>
@@ -521,14 +415,14 @@
               <w:right w:w="120" w:type="dxa"/>
             </w:tcMar>
           </w:tcPr>
-          <w:p ns2:paraId="1ED00FCD" ns2:textId="77777777">
-            <w:r>
-              <w:t xml:space="preserve">Que el equipo de mantenimiento se entere pronto de que un equipo empieza a fallar, antes de que la avería afecte a la temperatura o la humedad del secadero. Está ajustado para no dejar pasar averías, aunque a cambio da bastantes avisos de más: es preferible inspeccionar una máquina sana que perder un lote.</w:t>
+          <w:p>
+            <w:r>
+              <w:t>Que el equipo de mantenimiento se entere pronto de que un equipo empieza a fallar, antes de que la avería afecte a la temperatura o la humedad del secadero. Está ajustado para no dejar pasar averías, aunque a cambio da bastantes avisos de más: es preferible inspeccionar una máquina sana que perder un lote.</w:t>
             </w:r>
           </w:p>
         </w:tc>
       </w:tr>
-      <w:tr ns2:paraId="3FD753A3" ns2:textId="77777777">
+      <w:tr>
         <w:tc>
           <w:tcPr>
             <w:tcW w:w="2800" w:type="dxa"/>
@@ -546,7 +440,7 @@
               <w:right w:w="120" w:type="dxa"/>
             </w:tcMar>
           </w:tcPr>
-          <w:p ns2:paraId="6A75B45E" ns2:textId="77777777">
+          <w:p>
             <w:r>
               <w:rPr>
                 <w:b/>
@@ -576,21 +470,21 @@
               <w:right w:w="120" w:type="dxa"/>
             </w:tcMar>
           </w:tcPr>
-          <w:p ns2:paraId="40956F30" ns2:textId="77777777">
-            <w:r>
-              <w:t xml:space="preserve">Grabas unos 10 segundos del sonido de la máquina y lo envías indicando qué equipo es (tipo, unidad) y en qué condiciones de ruido de fondo trabaja. Recibes una puntuación de cuánto se aleja su sonido del funcionamiento normal y una indicación clara: normal o revisar. También puedes enviar varias grabaciones a la vez en un archivo comprimido con una lista que indique a qué equipo corresponde cada una.</w:t>
+          <w:p>
+            <w:r>
+              <w:t>Grabas unos 10 segundos del sonido de la máquina y lo envías indicando qué equipo es (tipo, unidad) y en qué condiciones de ruido de fondo trabaja. Recibes una puntuación de cuánto se aleja su sonido del funcionamiento normal y una indicación clara: normal o revisar. También puedes enviar varias grabaciones a la vez en un archivo comprimido con una lista que indique a qué equipo corresponde cada una.</w:t>
             </w:r>
           </w:p>
         </w:tc>
       </w:tr>
     </w:tbl>
-    <w:p ns2:paraId="42B06DD4" ns2:textId="5A91ADB2">
+    <w:p>
       <w:pPr>
-        <w:pStyle w:val="Descripcin"/>
+        <w:pStyle w:val="Caption"/>
         <w:jc w:val="center"/>
       </w:pPr>
-      <w:bookmarkStart w:id="6" w:name="_Toc233977245"/>
-      <w:bookmarkStart w:id="7" w:name="_Toc233977283"/>
+      <w:bookmarkStart w:id="2" w:name="_Toc233977245"/>
+      <w:bookmarkStart w:id="3" w:name="_Toc233977283"/>
       <w:r>
         <w:t xml:space="preserve">Tabla </w:t>
       </w:r>
@@ -605,38 +499,38 @@
       <w:r>
         <w:t xml:space="preserve"> Descripción general del modelo</w:t>
       </w:r>
-      <w:bookmarkEnd w:id="6"/>
-      <w:bookmarkEnd w:id="7"/>
+      <w:bookmarkEnd w:id="2"/>
+      <w:bookmarkEnd w:id="3"/>
     </w:p>
-    <w:p ns2:paraId="05724126" ns2:textId="77777777">
+    <w:p>
       <w:pPr>
         <w:jc w:val="both"/>
       </w:pPr>
       <w:r>
-        <w:t xml:space="preserve">No te dice qué pieza falla ni por qué: indica si el sonido de la máquina se aleja de su funcionamiento normal.</w:t>
+        <w:t>No te dice qué pieza falla ni por qué: indica si el sonido de la máquina se aleja de su funcionamiento normal.</w:t>
       </w:r>
     </w:p>
-    <w:p ns2:paraId="0B3A0E33" ns2:textId="77777777"/>
-    <w:p ns2:paraId="4D3F6144" ns2:textId="77777777">
+    <w:p/>
+    <w:p>
       <w:pPr>
-        <w:pStyle w:val="Ttulo1"/>
+        <w:pStyle w:val="Heading1"/>
         <w:jc w:val="left"/>
       </w:pPr>
-      <w:bookmarkStart w:id="8" w:name="_Toc233976910"/>
+      <w:bookmarkStart w:id="4" w:name="_Toc233976910"/>
       <w:r>
         <w:t>2. Qué necesito darle (entradas)</w:t>
       </w:r>
-      <w:bookmarkEnd w:id="8"/>
+      <w:bookmarkEnd w:id="4"/>
     </w:p>
-    <w:p ns2:paraId="5D23DC51" ns2:textId="43C7F867">
+    <w:p>
       <w:pPr>
         <w:jc w:val="both"/>
       </w:pPr>
       <w:r>
-        <w:t xml:space="preserve">Necesitas una grabación de unos 10 segundos del sonido de la máquina y saber qué equipo es: tipo, unidad y en qué nivel de ruido de fondo trabaja.</w:t>
+        <w:t>Necesitas una grabación de unos 10 segundos del sonido de la máquina y saber qué equipo es: tipo, unidad y en qué nivel de ruido de fondo trabaja.</w:t>
       </w:r>
     </w:p>
-    <w:p ns2:paraId="6D2C7225" ns2:textId="77777777"/>
+    <w:p/>
     <w:tbl>
       <w:tblPr>
         <w:tblStyle w:val="a0"/>
@@ -656,7 +550,7 @@
         <w:gridCol w:w="3884"/>
         <w:gridCol w:w="5476"/>
       </w:tblGrid>
-      <w:tr ns2:paraId="6C80E726" ns2:textId="77777777">
+      <w:tr>
         <w:trPr>
           <w:tblHeader/>
         </w:trPr>
@@ -677,7 +571,7 @@
               <w:right w:w="120" w:type="dxa"/>
             </w:tcMar>
           </w:tcPr>
-          <w:p ns2:paraId="13834406" ns2:textId="77777777">
+          <w:p>
             <w:r>
               <w:rPr>
                 <w:b/>
@@ -707,7 +601,7 @@
               <w:right w:w="120" w:type="dxa"/>
             </w:tcMar>
           </w:tcPr>
-          <w:p ns2:paraId="2DD5573F" ns2:textId="77777777">
+          <w:p>
             <w:r>
               <w:rPr>
                 <w:b/>
@@ -721,7 +615,7 @@
           </w:p>
         </w:tc>
       </w:tr>
-      <w:tr ns2:paraId="39E09196" ns2:textId="77777777">
+      <w:tr>
         <w:tc>
           <w:tcPr>
             <w:tcW w:w="2167" w:type="dxa"/>
@@ -739,9 +633,9 @@
               <w:right w:w="120" w:type="dxa"/>
             </w:tcMar>
           </w:tcPr>
-          <w:p ns2:paraId="02741774" ns2:textId="77777777">
-            <w:r>
-              <w:t xml:space="preserve">Grabación del sonido</w:t>
+          <w:p>
+            <w:r>
+              <w:t>Grabación del sonido</w:t>
             </w:r>
           </w:p>
         </w:tc>
@@ -762,14 +656,14 @@
               <w:right w:w="120" w:type="dxa"/>
             </w:tcMar>
           </w:tcPr>
-          <w:p ns2:paraId="3AB481B3" ns2:textId="77777777">
-            <w:r>
-              <w:t xml:space="preserve">Unos 10 segundos de audio de la máquina en funcionamiento (archivo WAV).</w:t>
+          <w:p>
+            <w:r>
+              <w:t>Unos 10 segundos de audio de la máquina en funcionamiento (archivo WAV).</w:t>
             </w:r>
           </w:p>
         </w:tc>
       </w:tr>
-      <w:tr ns2:paraId="39E09196" ns2:textId="77777777">
+      <w:tr>
         <w:tc>
           <w:tcPr>
             <w:tcW w:w="2167" w:type="dxa"/>
@@ -787,9 +681,9 @@
               <w:right w:w="120" w:type="dxa"/>
             </w:tcMar>
           </w:tcPr>
-          <w:p ns2:paraId="02741774" ns2:textId="77777777">
-            <w:r>
-              <w:t xml:space="preserve">Tipo de máquina</w:t>
+          <w:p>
+            <w:r>
+              <w:t>Tipo de máquina</w:t>
             </w:r>
           </w:p>
         </w:tc>
@@ -810,14 +704,14 @@
               <w:right w:w="120" w:type="dxa"/>
             </w:tcMar>
           </w:tcPr>
-          <w:p ns2:paraId="3AB481B3" ns2:textId="77777777">
-            <w:r>
-              <w:t xml:space="preserve">Ventilador, bomba, corredera o válvula.</w:t>
+          <w:p>
+            <w:r>
+              <w:t>Ventilador, bomba, corredera o válvula.</w:t>
             </w:r>
           </w:p>
         </w:tc>
       </w:tr>
-      <w:tr ns2:paraId="39E09196" ns2:textId="77777777">
+      <w:tr>
         <w:tc>
           <w:tcPr>
             <w:tcW w:w="2167" w:type="dxa"/>
@@ -835,9 +729,9 @@
               <w:right w:w="120" w:type="dxa"/>
             </w:tcMar>
           </w:tcPr>
-          <w:p ns2:paraId="02741774" ns2:textId="77777777">
-            <w:r>
-              <w:t xml:space="preserve">Unidad</w:t>
+          <w:p>
+            <w:r>
+              <w:t>Unidad</w:t>
             </w:r>
           </w:p>
         </w:tc>
@@ -858,14 +752,14 @@
               <w:right w:w="120" w:type="dxa"/>
             </w:tcMar>
           </w:tcPr>
-          <w:p ns2:paraId="3AB481B3" ns2:textId="77777777">
-            <w:r>
-              <w:t xml:space="preserve">Cuál de las cuatro unidades entrenadas de ese tipo es (cada una tiene su propio modelo).</w:t>
+          <w:p>
+            <w:r>
+              <w:t>Cuál de las cuatro unidades entrenadas de ese tipo es (cada una tiene su propio modelo).</w:t>
             </w:r>
           </w:p>
         </w:tc>
       </w:tr>
-      <w:tr ns2:paraId="39E09196" ns2:textId="77777777">
+      <w:tr>
         <w:tc>
           <w:tcPr>
             <w:tcW w:w="2167" w:type="dxa"/>
@@ -883,9 +777,10 @@
               <w:right w:w="120" w:type="dxa"/>
             </w:tcMar>
           </w:tcPr>
-          <w:p ns2:paraId="02741774" ns2:textId="77777777">
-            <w:r>
-              <w:t xml:space="preserve">Ruido de fondo</w:t>
+          <w:p>
+            <w:r>
+              <w:lastRenderedPageBreak/>
+              <w:t>Ruido de fondo</w:t>
             </w:r>
           </w:p>
         </w:tc>
@@ -906,21 +801,21 @@
               <w:right w:w="120" w:type="dxa"/>
             </w:tcMar>
           </w:tcPr>
-          <w:p ns2:paraId="3AB481B3" ns2:textId="77777777">
-            <w:r>
-              <w:t xml:space="preserve">Nivel de ruido de la nave más parecido a las pruebas: alto, medio o bajo. Se elige una vez al poner el sistema en marcha, no en cada grabación.</w:t>
+          <w:p>
+            <w:r>
+              <w:t>Nivel de ruido de la nave más parecido a las pruebas: alto, medio o bajo. Se elige una vez al poner el sistema en marcha, no en cada grabación.</w:t>
             </w:r>
           </w:p>
         </w:tc>
       </w:tr>
     </w:tbl>
-    <w:p ns2:paraId="7ADAB195" ns2:textId="6B2EA1F7">
+    <w:p>
       <w:pPr>
-        <w:pStyle w:val="Descripcin"/>
+        <w:pStyle w:val="Caption"/>
         <w:jc w:val="center"/>
       </w:pPr>
-      <w:bookmarkStart w:id="9" w:name="_Toc233977246"/>
-      <w:bookmarkStart w:id="10" w:name="_Toc233977284"/>
+      <w:bookmarkStart w:id="5" w:name="_Toc233977246"/>
+      <w:bookmarkStart w:id="6" w:name="_Toc233977284"/>
       <w:r>
         <w:t xml:space="preserve">Tabla </w:t>
       </w:r>
@@ -935,20 +830,20 @@
       <w:r>
         <w:t xml:space="preserve"> Campos de entrada (inputs)</w:t>
       </w:r>
-      <w:bookmarkEnd w:id="9"/>
-      <w:bookmarkEnd w:id="10"/>
+      <w:bookmarkEnd w:id="5"/>
+      <w:bookmarkEnd w:id="6"/>
     </w:p>
-    <w:p ns2:paraId="2D75DAE3" ns2:textId="77777777"/>
-    <w:p ns2:paraId="1D5B0A63" ns2:textId="77777777">
+    <w:p/>
+    <w:p>
       <w:pPr>
-        <w:pStyle w:val="Ttulo1"/>
+        <w:pStyle w:val="Heading1"/>
         <w:jc w:val="left"/>
       </w:pPr>
-      <w:bookmarkStart w:id="11" w:name="_Toc233976911"/>
+      <w:bookmarkStart w:id="7" w:name="_Toc233976911"/>
       <w:r>
         <w:t>3. Qué me devuelve (salidas)</w:t>
       </w:r>
-      <w:bookmarkEnd w:id="11"/>
+      <w:bookmarkEnd w:id="7"/>
     </w:p>
     <w:tbl>
       <w:tblPr>
@@ -970,7 +865,7 @@
         <w:gridCol w:w="3510"/>
         <w:gridCol w:w="2633"/>
       </w:tblGrid>
-      <w:tr ns2:paraId="30598A3A" ns2:textId="77777777">
+      <w:tr>
         <w:trPr>
           <w:tblHeader/>
         </w:trPr>
@@ -991,7 +886,7 @@
               <w:right w:w="120" w:type="dxa"/>
             </w:tcMar>
           </w:tcPr>
-          <w:p ns2:paraId="48AA3C39" ns2:textId="77777777">
+          <w:p>
             <w:r>
               <w:rPr>
                 <w:b/>
@@ -1021,7 +916,7 @@
               <w:right w:w="120" w:type="dxa"/>
             </w:tcMar>
           </w:tcPr>
-          <w:p ns2:paraId="45D542C1" ns2:textId="77777777">
+          <w:p>
             <w:r>
               <w:rPr>
                 <w:b/>
@@ -1051,7 +946,7 @@
               <w:right w:w="120" w:type="dxa"/>
             </w:tcMar>
           </w:tcPr>
-          <w:p ns2:paraId="216EBD1B" ns2:textId="77777777">
+          <w:p>
             <w:r>
               <w:rPr>
                 <w:b/>
@@ -1065,7 +960,7 @@
           </w:p>
         </w:tc>
       </w:tr>
-      <w:tr ns2:paraId="0BD31A91" ns2:textId="77777777">
+      <w:tr>
         <w:tc>
           <w:tcPr>
             <w:tcW w:w="2200" w:type="dxa"/>
@@ -1083,9 +978,9 @@
               <w:right w:w="120" w:type="dxa"/>
             </w:tcMar>
           </w:tcPr>
-          <w:p ns2:paraId="2CD654FD" ns2:textId="77777777">
-            <w:r>
-              <w:t xml:space="preserve">Puntuación de anomalía</w:t>
+          <w:p>
+            <w:r>
+              <w:t>Puntuación de anomalía</w:t>
             </w:r>
           </w:p>
         </w:tc>
@@ -1106,9 +1001,9 @@
               <w:right w:w="120" w:type="dxa"/>
             </w:tcMar>
           </w:tcPr>
-          <w:p ns2:paraId="35872DC0" ns2:textId="77777777">
-            <w:r>
-              <w:t xml:space="preserve">Cuánto se aleja el sonido del funcionamiento normal de esa máquina.</w:t>
+          <w:p>
+            <w:r>
+              <w:t>Cuánto se aleja el sonido del funcionamiento normal de esa máquina.</w:t>
             </w:r>
           </w:p>
         </w:tc>
@@ -1129,14 +1024,14 @@
               <w:right w:w="120" w:type="dxa"/>
             </w:tcMar>
           </w:tcPr>
-          <w:p ns2:paraId="1DF2EF4D" ns2:textId="77777777">
-            <w:r>
-              <w:t xml:space="preserve">Cuanto más alta, más distinto suena; se compara con el umbral.</w:t>
+          <w:p>
+            <w:r>
+              <w:t>Cuanto más alta, más distinto suena; se compara con el umbral.</w:t>
             </w:r>
           </w:p>
         </w:tc>
       </w:tr>
-      <w:tr ns2:paraId="0BD31A91" ns2:textId="77777777">
+      <w:tr>
         <w:tc>
           <w:tcPr>
             <w:tcW w:w="2200" w:type="dxa"/>
@@ -1154,9 +1049,9 @@
               <w:right w:w="120" w:type="dxa"/>
             </w:tcMar>
           </w:tcPr>
-          <w:p ns2:paraId="2CD654FD" ns2:textId="77777777">
-            <w:r>
-              <w:t xml:space="preserve">Umbral</w:t>
+          <w:p>
+            <w:r>
+              <w:t>Umbral</w:t>
             </w:r>
           </w:p>
         </w:tc>
@@ -1177,9 +1072,9 @@
               <w:right w:w="120" w:type="dxa"/>
             </w:tcMar>
           </w:tcPr>
-          <w:p ns2:paraId="35872DC0" ns2:textId="77777777">
-            <w:r>
-              <w:t xml:space="preserve">Valor a partir del cual se considera que la máquina debe revisarse; cada equipo tiene el suyo.</w:t>
+          <w:p>
+            <w:r>
+              <w:t>Valor a partir del cual se considera que la máquina debe revisarse; cada equipo tiene el suyo.</w:t>
             </w:r>
           </w:p>
         </w:tc>
@@ -1200,14 +1095,14 @@
               <w:right w:w="120" w:type="dxa"/>
             </w:tcMar>
           </w:tcPr>
-          <w:p ns2:paraId="1DF2EF4D" ns2:textId="77777777">
-            <w:r>
-              <w:t xml:space="preserve">Está ajustado para no dejar pasar más de 1 de cada 10 averías en las pruebas.</w:t>
+          <w:p>
+            <w:r>
+              <w:t>Está ajustado para no dejar pasar más de 1 de cada 10 averías en las pruebas.</w:t>
             </w:r>
           </w:p>
         </w:tc>
       </w:tr>
-      <w:tr ns2:paraId="0BD31A91" ns2:textId="77777777">
+      <w:tr>
         <w:tc>
           <w:tcPr>
             <w:tcW w:w="2200" w:type="dxa"/>
@@ -1225,9 +1120,9 @@
               <w:right w:w="120" w:type="dxa"/>
             </w:tcMar>
           </w:tcPr>
-          <w:p ns2:paraId="2CD654FD" ns2:textId="77777777">
-            <w:r>
-              <w:t xml:space="preserve">Resultado</w:t>
+          <w:p>
+            <w:r>
+              <w:t>Resultado</w:t>
             </w:r>
           </w:p>
         </w:tc>
@@ -1248,9 +1143,9 @@
               <w:right w:w="120" w:type="dxa"/>
             </w:tcMar>
           </w:tcPr>
-          <w:p ns2:paraId="35872DC0" ns2:textId="77777777">
-            <w:r>
-              <w:t xml:space="preserve">Normal (0) o revisar (1).</w:t>
+          <w:p>
+            <w:r>
+              <w:t>Normal (0) o revisar (1).</w:t>
             </w:r>
           </w:p>
         </w:tc>
@@ -1271,21 +1166,21 @@
               <w:right w:w="120" w:type="dxa"/>
             </w:tcMar>
           </w:tcPr>
-          <w:p ns2:paraId="1DF2EF4D" ns2:textId="77777777">
-            <w:r>
-              <w:t xml:space="preserve">Revisar significa programar una inspección, no que la avería esté confirmada.</w:t>
+          <w:p>
+            <w:r>
+              <w:t>Revisar significa programar una inspección, no que la avería esté confirmada.</w:t>
             </w:r>
           </w:p>
         </w:tc>
       </w:tr>
     </w:tbl>
-    <w:p ns2:paraId="550B7902" ns2:textId="22FA894B">
+    <w:p>
       <w:pPr>
-        <w:pStyle w:val="Descripcin"/>
+        <w:pStyle w:val="Caption"/>
         <w:jc w:val="center"/>
       </w:pPr>
-      <w:bookmarkStart w:id="12" w:name="_Toc233977247"/>
-      <w:bookmarkStart w:id="13" w:name="_Toc233977285"/>
+      <w:bookmarkStart w:id="8" w:name="_Toc233977247"/>
+      <w:bookmarkStart w:id="9" w:name="_Toc233977285"/>
       <w:r>
         <w:t xml:space="preserve">Tabla </w:t>
       </w:r>
@@ -1300,134 +1195,134 @@
       <w:r>
         <w:t xml:space="preserve"> Campos de salida (outputs)</w:t>
       </w:r>
-      <w:bookmarkEnd w:id="12"/>
-      <w:bookmarkEnd w:id="13"/>
+      <w:bookmarkEnd w:id="8"/>
+      <w:bookmarkEnd w:id="9"/>
     </w:p>
-    <w:p ns2:paraId="342E22E9" ns2:textId="77777777">
+    <w:p>
       <w:pPr>
-        <w:pStyle w:val="Ttulo1"/>
+        <w:pStyle w:val="Heading1"/>
         <w:jc w:val="left"/>
       </w:pPr>
-      <w:bookmarkStart w:id="14" w:name="_Toc233976912"/>
+      <w:bookmarkStart w:id="10" w:name="_Toc233976912"/>
       <w:r>
         <w:t>4. Cómo leo el resultado</w:t>
       </w:r>
-      <w:bookmarkEnd w:id="14"/>
+      <w:bookmarkEnd w:id="10"/>
     </w:p>
-    <w:p ns2:paraId="68FE0EAC" ns2:textId="77777777">
+    <w:p>
       <w:pPr>
         <w:jc w:val="both"/>
       </w:pPr>
       <w:r>
-        <w:t xml:space="preserve">Si para el ventilador id_00 en la configuración de 0 dB el servicio devuelve una distancia de 8,2 con umbral 6,61 y etiqueta 1, el sonido se ha alejado de lo normal y conviene programar una inspección. Con una distancia de 4,0 la etiqueta sería 0 y la máquina suena como en funcionamiento normal.</w:t>
+        <w:t>Si para el ventilador id_00 en la configuración de 0 dB el servicio devuelve una distancia de 8,2 con umbral 6,61 y etiqueta 1, el sonido se ha alejado de lo normal y conviene programar una inspección. Con una distancia de 4,0 la etiqueta sería 0 y la máquina suena como en funcionamiento normal.</w:t>
       </w:r>
     </w:p>
-    <w:p ns2:paraId="7585C801" ns2:textId="77777777">
+    <w:p>
       <w:pPr>
         <w:jc w:val="both"/>
       </w:pPr>
     </w:p>
-    <w:p ns2:paraId="2856C14E" ns2:textId="77777777">
+    <w:p>
       <w:pPr>
         <w:jc w:val="both"/>
       </w:pPr>
       <w:r>
-        <w:t xml:space="preserve">Está calibrado para no dejar pasar más de 1 de cada 10 averías en las pruebas de laboratorio. El precio es que alrededor de la mitad de las grabaciones de máquinas sanas también dan alerta, y en las válvulas muchas más. Una alerta significa revisar, no avería confirmada.</w:t>
+        <w:t>Está calibrado para no dejar pasar más de 1 de cada 10 averías en las pruebas de laboratorio. El precio es que alrededor de la mitad de las grabaciones de máquinas sanas también dan alerta, y en las válvulas muchas más. Una alerta significa revisar, no avería confirmada.</w:t>
       </w:r>
     </w:p>
-    <w:p ns2:paraId="23429964" ns2:textId="77777777"/>
-    <w:p ns2:paraId="4D0352D1" ns2:textId="77777777">
+    <w:p/>
+    <w:p>
       <w:pPr>
-        <w:pStyle w:val="Ttulo1"/>
+        <w:pStyle w:val="Heading1"/>
         <w:jc w:val="left"/>
       </w:pPr>
-      <w:bookmarkStart w:id="15" w:name="_Toc233976913"/>
+      <w:bookmarkStart w:id="11" w:name="_Toc233976913"/>
       <w:r>
+        <w:lastRenderedPageBreak/>
         <w:t>5. Cuándo debo revisar manualmente</w:t>
       </w:r>
-      <w:bookmarkEnd w:id="15"/>
+      <w:bookmarkEnd w:id="11"/>
     </w:p>
-    <w:p ns2:paraId="2053022C" ns2:textId="77777777">
+    <w:p>
       <w:r>
-        <w:t xml:space="preserve">•  Cualquier alerta en una válvula: el modelo apenas distingue sus fallos.</w:t>
+        <w:t>•  Cualquier alerta en una válvula: el modelo apenas distingue sus fallos.</w:t>
       </w:r>
     </w:p>
-    <w:p ns2:paraId="2053022C" ns2:textId="77777777">
+    <w:p>
       <w:r>
-        <w:t xml:space="preserve">•  Equipos nuevos, recién reparados o con cambios de carga: su sonido normal puede haber cambiado.</w:t>
+        <w:t>•  Equipos nuevos, recién reparados o con cambios de carga: su sonido normal puede haber cambiado.</w:t>
       </w:r>
     </w:p>
-    <w:p ns2:paraId="2053022C" ns2:textId="77777777">
+    <w:p>
       <w:r>
-        <w:t xml:space="preserve">•  Grabaciones mucho más cortas o largas de 10 segundos, o hechas desde otra posición del micrófono.</w:t>
+        <w:t>•  Grabaciones mucho más cortas o largas de 10 segundos, o hechas desde otra posición del micrófono.</w:t>
       </w:r>
     </w:p>
-    <w:p ns2:paraId="2053022C" ns2:textId="77777777">
+    <w:p>
       <w:r>
-        <w:t xml:space="preserve">•  Un aumento sostenido de alertas en periodos en que la máquina funciona bien: puede ser deriva y conviene recalibrar.</w:t>
+        <w:t>•  Un aumento sostenido de alertas en periodos en que la máquina funciona bien: puede ser deriva y conviene recalibrar.</w:t>
       </w:r>
     </w:p>
-    <w:p ns2:paraId="04A0CF39" ns2:textId="77777777"/>
-    <w:p ns2:paraId="283A7D53" ns2:textId="77777777">
+    <w:p/>
+    <w:p>
       <w:pPr>
-        <w:pStyle w:val="Ttulo1"/>
+        <w:pStyle w:val="Heading1"/>
         <w:jc w:val="left"/>
       </w:pPr>
-      <w:bookmarkStart w:id="16" w:name="_Toc233976914"/>
+      <w:bookmarkStart w:id="12" w:name="_Toc233976914"/>
       <w:r>
-        <w:lastRenderedPageBreak/>
         <w:t>6. Qué no hace el modelo</w:t>
       </w:r>
-      <w:bookmarkEnd w:id="16"/>
+      <w:bookmarkEnd w:id="12"/>
     </w:p>
-    <w:p ns2:paraId="36E72011" ns2:textId="77777777">
+    <w:p>
       <w:r>
-        <w:t xml:space="preserve">•  No diagnostica el tipo de avería ni la pieza afectada.</w:t>
+        <w:t>•  No diagnostica el tipo de avería ni la pieza afectada.</w:t>
       </w:r>
     </w:p>
-    <w:p ns2:paraId="36E72011" ns2:textId="77777777">
+    <w:p>
       <w:r>
-        <w:t xml:space="preserve">•  No sustituye el mantenimiento preventivo ni la inspección del técnico.</w:t>
+        <w:t>•  No sustituye el mantenimiento preventivo ni la inspección del técnico.</w:t>
       </w:r>
     </w:p>
-    <w:p ns2:paraId="36E72011" ns2:textId="77777777">
+    <w:p>
       <w:r>
-        <w:t xml:space="preserve">•  No funciona con máquinas distintas de las 4 tipologías y 16 unidades entrenadas.</w:t>
+        <w:t>•  No funciona con máquinas distintas de las 4 tipologías y 16 unidades entrenadas.</w:t>
       </w:r>
     </w:p>
-    <w:p ns2:paraId="36E72011" ns2:textId="77777777">
+    <w:p>
       <w:r>
-        <w:t xml:space="preserve">•  No sustituye automáticamente el modelo base al reentrenar: el modelo reentrenado solo se usa si se indica su ejecución de MLflow.</w:t>
+        <w:t>•  No sustituye automáticamente el modelo base al reentrenar: el modelo reentrenado solo se usa si se indica su ejecución de MLflow.</w:t>
       </w:r>
     </w:p>
-    <w:p ns2:paraId="3A0ADEDC" ns2:textId="77777777"/>
-    <w:p ns2:paraId="4E1464CE" ns2:textId="77777777">
+    <w:p/>
+    <w:p>
       <w:pPr>
-        <w:pStyle w:val="Ttulo1"/>
+        <w:pStyle w:val="Heading1"/>
         <w:jc w:val="left"/>
       </w:pPr>
-      <w:bookmarkStart w:id="17" w:name="_Toc233976915"/>
+      <w:bookmarkStart w:id="13" w:name="_Toc233976915"/>
       <w:r>
         <w:t>7. Puede equivocarse</w:t>
       </w:r>
-      <w:bookmarkEnd w:id="17"/>
+      <w:bookmarkEnd w:id="13"/>
     </w:p>
-    <w:p ns2:paraId="7F6C063A" ns2:textId="77777777">
+    <w:p>
       <w:r>
-        <w:t xml:space="preserve">Sí. Las cifras de acierto se obtuvieron con grabaciones de laboratorio y ruido añadido artificialmente; su traslado al secadero real no está validado y requiere recalibrar con audio de la propia máquina antes de usarlo en producción. Aun en laboratorio genera muchas falsas alarmas y en válvulas es poco fiable. Úsalo como primer filtro para decidir qué equipos inspeccionar, nunca como única garantía.</w:t>
+        <w:t>Sí. Las cifras de acierto se obtuvieron con grabaciones de laboratorio y ruido añadido artificialmente; su traslado al secadero real no está validado y requiere recalibrar con audio de la propia máquina antes de usarlo en producción. Aun en laboratorio genera muchas falsas alarmas y en válvulas es poco fiable. Úsalo como primer filtro para decidir qué equipos inspeccionar, nunca como única garantía.</w:t>
       </w:r>
     </w:p>
-    <w:p ns2:paraId="6E37E5A4" ns2:textId="77777777"/>
-    <w:p ns2:paraId="7171A71B" ns2:textId="77777777">
+    <w:p/>
+    <w:p>
       <w:pPr>
-        <w:pStyle w:val="Ttulo1"/>
+        <w:pStyle w:val="Heading1"/>
         <w:jc w:val="left"/>
       </w:pPr>
-      <w:bookmarkStart w:id="18" w:name="_Toc233976916"/>
+      <w:bookmarkStart w:id="14" w:name="_Toc233976916"/>
       <w:r>
-        <w:t xml:space="preserve">8. KPIs del modelo</w:t>
+        <w:t>8. KPIs del modelo</w:t>
       </w:r>
-      <w:bookmarkEnd w:id="18"/>
+      <w:bookmarkEnd w:id="14"/>
     </w:p>
     <w:tbl>
       <w:tblPr>
@@ -1449,7 +1344,7 @@
         <w:gridCol w:w="3280"/>
         <w:gridCol w:w="3280"/>
       </w:tblGrid>
-      <w:tr ns2:paraId="722801F3" ns2:textId="77777777">
+      <w:tr>
         <w:trPr>
           <w:tblHeader/>
         </w:trPr>
@@ -1470,7 +1365,7 @@
               <w:right w:w="120" w:type="dxa"/>
             </w:tcMar>
           </w:tcPr>
-          <w:p ns2:paraId="3024B19E" ns2:textId="77777777">
+          <w:p>
             <w:r>
               <w:rPr>
                 <w:b/>
@@ -1500,7 +1395,7 @@
               <w:right w:w="120" w:type="dxa"/>
             </w:tcMar>
           </w:tcPr>
-          <w:p ns2:paraId="0ABEC927" ns2:textId="77777777">
+          <w:p>
             <w:r>
               <w:rPr>
                 <w:b/>
@@ -1530,7 +1425,7 @@
               <w:right w:w="120" w:type="dxa"/>
             </w:tcMar>
           </w:tcPr>
-          <w:p ns2:paraId="54378CF9" ns2:textId="77777777">
+          <w:p>
             <w:r>
               <w:rPr>
                 <w:b/>
@@ -1544,7 +1439,7 @@
           </w:p>
         </w:tc>
       </w:tr>
-      <w:tr ns2:paraId="5DE6C9F2" ns2:textId="77777777">
+      <w:tr>
         <w:tc>
           <w:tcPr>
             <w:tcW w:w="2800" w:type="dxa"/>
@@ -1562,9 +1457,9 @@
               <w:right w:w="120" w:type="dxa"/>
             </w:tcMar>
           </w:tcPr>
-          <w:p ns2:paraId="1D8670CB" ns2:textId="77777777">
-            <w:r>
-              <w:t xml:space="preserve">No dejar pasar averías</w:t>
+          <w:p>
+            <w:r>
+              <w:t>No dejar pasar averías</w:t>
             </w:r>
           </w:p>
         </w:tc>
@@ -1585,9 +1480,9 @@
               <w:right w:w="120" w:type="dxa"/>
             </w:tcMar>
           </w:tcPr>
-          <w:p ns2:paraId="49A1DCB5" ns2:textId="77777777">
-            <w:r>
-              <w:t xml:space="preserve">detectar al menos 9 de cada 10 (FNR ≤ 10 %)</w:t>
+          <w:p>
+            <w:r>
+              <w:t>detectar al menos 9 de cada 10 (FNR ≤ 10 %)</w:t>
             </w:r>
           </w:p>
         </w:tc>
@@ -1608,14 +1503,14 @@
               <w:right w:w="120" w:type="dxa"/>
             </w:tcMar>
           </w:tcPr>
-          <w:p ns2:paraId="619CF819" ns2:textId="77777777">
-            <w:r>
-              <w:t xml:space="preserve">CUMPLE en laboratorio en las 48 combinaciones.</w:t>
+          <w:p>
+            <w:r>
+              <w:t>CUMPLE en laboratorio en las 48 combinaciones.</w:t>
             </w:r>
           </w:p>
         </w:tc>
       </w:tr>
-      <w:tr ns2:paraId="5DE6C9F2" ns2:textId="77777777">
+      <w:tr>
         <w:tc>
           <w:tcPr>
             <w:tcW w:w="2800" w:type="dxa"/>
@@ -1633,9 +1528,9 @@
               <w:right w:w="120" w:type="dxa"/>
             </w:tcMar>
           </w:tcPr>
-          <w:p ns2:paraId="1D8670CB" ns2:textId="77777777">
-            <w:r>
-              <w:t xml:space="preserve">Distinguir sonido normal de anómalo</w:t>
+          <w:p>
+            <w:r>
+              <w:t>Distinguir sonido normal de anómalo</w:t>
             </w:r>
           </w:p>
         </w:tc>
@@ -1656,9 +1551,9 @@
               <w:right w:w="120" w:type="dxa"/>
             </w:tcMar>
           </w:tcPr>
-          <w:p ns2:paraId="49A1DCB5" ns2:textId="77777777">
-            <w:r>
-              <w:t xml:space="preserve">AUC claramente por encima de 0,5</w:t>
+          <w:p>
+            <w:r>
+              <w:t>AUC claramente por encima de 0,5</w:t>
             </w:r>
           </w:p>
         </w:tc>
@@ -1679,14 +1574,18 @@
               <w:right w:w="120" w:type="dxa"/>
             </w:tcMar>
           </w:tcPr>
-          <w:p ns2:paraId="619CF819" ns2:textId="77777777">
-            <w:r>
-              <w:t xml:space="preserve">CUMPLE en ventilador, bomba y corredera (0,83-0,88 de media); NO en válvula (0,53).</w:t>
+          <w:p>
+            <w:r>
+              <w:t>CUMPLE en ventilador, bomba y corredera (0,83-</w:t>
+            </w:r>
+            <w:r>
+              <w:lastRenderedPageBreak/>
+              <w:t>0,88 de media); NO en válvula (0,53).</w:t>
             </w:r>
           </w:p>
         </w:tc>
       </w:tr>
-      <w:tr ns2:paraId="5DE6C9F2" ns2:textId="77777777">
+      <w:tr>
         <w:tc>
           <w:tcPr>
             <w:tcW w:w="2800" w:type="dxa"/>
@@ -1704,9 +1603,10 @@
               <w:right w:w="120" w:type="dxa"/>
             </w:tcMar>
           </w:tcPr>
-          <w:p ns2:paraId="1D8670CB" ns2:textId="77777777">
-            <w:r>
-              <w:t xml:space="preserve">Falsas alarmas asumibles</w:t>
+          <w:p>
+            <w:r>
+              <w:lastRenderedPageBreak/>
+              <w:t>Falsas alarmas asumibles</w:t>
             </w:r>
           </w:p>
         </w:tc>
@@ -1727,9 +1627,9 @@
               <w:right w:w="120" w:type="dxa"/>
             </w:tcMar>
           </w:tcPr>
-          <w:p ns2:paraId="49A1DCB5" ns2:textId="77777777">
-            <w:r>
-              <w:t xml:space="preserve">que no saturen al equipo de mantenimiento</w:t>
+          <w:p>
+            <w:r>
+              <w:t>que no saturen al equipo de mantenimiento</w:t>
             </w:r>
           </w:p>
         </w:tc>
@@ -1750,21 +1650,21 @@
               <w:right w:w="120" w:type="dxa"/>
             </w:tcMar>
           </w:tcPr>
-          <w:p ns2:paraId="619CF819" ns2:textId="77777777">
-            <w:r>
-              <w:t xml:space="preserve">Alrededor de una alerta por cada dos grabaciones normales: apto como triaje, no para funcionamiento autónomo.</w:t>
+          <w:p>
+            <w:r>
+              <w:t>Alrededor de una alerta por cada dos grabaciones normales: apto como triaje, no para funcionamiento autónomo.</w:t>
             </w:r>
           </w:p>
         </w:tc>
       </w:tr>
     </w:tbl>
-    <w:p ns2:paraId="45F4C421" ns2:textId="79EF27F4">
+    <w:p>
       <w:pPr>
-        <w:pStyle w:val="Descripcin"/>
+        <w:pStyle w:val="Caption"/>
         <w:jc w:val="center"/>
       </w:pPr>
-      <w:bookmarkStart w:id="19" w:name="_Toc233977248"/>
-      <w:bookmarkStart w:id="20" w:name="_Toc233977286"/>
+      <w:bookmarkStart w:id="15" w:name="_Toc233977248"/>
+      <w:bookmarkStart w:id="16" w:name="_Toc233977286"/>
       <w:r>
         <w:t xml:space="preserve">Tabla </w:t>
       </w:r>
@@ -1779,20 +1679,19 @@
       <w:r>
         <w:t xml:space="preserve"> KPIs del modelo</w:t>
       </w:r>
-      <w:bookmarkEnd w:id="19"/>
-      <w:bookmarkEnd w:id="20"/>
+      <w:bookmarkEnd w:id="15"/>
+      <w:bookmarkEnd w:id="16"/>
     </w:p>
-    <w:p ns2:paraId="5A151328" ns2:textId="77777777">
+    <w:p>
       <w:pPr>
-        <w:pStyle w:val="Ttulo1"/>
+        <w:pStyle w:val="Heading1"/>
         <w:jc w:val="left"/>
       </w:pPr>
-      <w:bookmarkStart w:id="21" w:name="_Toc233976917"/>
+      <w:bookmarkStart w:id="17" w:name="_Toc233976917"/>
       <w:r>
-        <w:lastRenderedPageBreak/>
         <w:t>9. Limitaciones conocidas</w:t>
       </w:r>
-      <w:bookmarkEnd w:id="21"/>
+      <w:bookmarkEnd w:id="17"/>
     </w:p>
     <w:tbl>
       <w:tblPr>
@@ -1813,7 +1712,7 @@
         <w:gridCol w:w="3120"/>
         <w:gridCol w:w="6240"/>
       </w:tblGrid>
-      <w:tr ns2:paraId="1F18AF22" ns2:textId="77777777">
+      <w:tr>
         <w:trPr>
           <w:tblHeader/>
         </w:trPr>
@@ -1834,7 +1733,7 @@
               <w:right w:w="120" w:type="dxa"/>
             </w:tcMar>
           </w:tcPr>
-          <w:p ns2:paraId="758CD852" ns2:textId="77777777">
+          <w:p>
             <w:r>
               <w:rPr>
                 <w:b/>
@@ -1864,7 +1763,7 @@
               <w:right w:w="120" w:type="dxa"/>
             </w:tcMar>
           </w:tcPr>
-          <w:p ns2:paraId="3753A61E" ns2:textId="77777777">
+          <w:p>
             <w:r>
               <w:rPr>
                 <w:b/>
@@ -1878,7 +1777,7 @@
           </w:p>
         </w:tc>
       </w:tr>
-      <w:tr ns2:paraId="51FCD1DF" ns2:textId="77777777">
+      <w:tr>
         <w:tc>
           <w:tcPr>
             <w:tcW w:w="3120" w:type="dxa"/>
@@ -1896,9 +1795,9 @@
               <w:right w:w="120" w:type="dxa"/>
             </w:tcMar>
           </w:tcPr>
-          <w:p ns2:paraId="4308B354" ns2:textId="77777777">
-            <w:r>
-              <w:t xml:space="preserve">Probado en laboratorio</w:t>
+          <w:p>
+            <w:r>
+              <w:t>Probado en laboratorio</w:t>
             </w:r>
           </w:p>
         </w:tc>
@@ -1919,14 +1818,14 @@
               <w:right w:w="120" w:type="dxa"/>
             </w:tcMar>
           </w:tcPr>
-          <w:p ns2:paraId="3FD46393" ns2:textId="77777777">
-            <w:r>
-              <w:t xml:space="preserve">Se entrenó y evaluó con grabaciones de laboratorio con ruido añadido. Antes de usarlo en el secadero hay que ajustarlo con grabaciones de la propia máquina y comprobar que funciona.</w:t>
+          <w:p>
+            <w:r>
+              <w:t>Se entrenó y evaluó con grabaciones de laboratorio con ruido añadido. Antes de usarlo en el secadero hay que ajustarlo con grabaciones de la propia máquina y comprobar que funciona.</w:t>
             </w:r>
           </w:p>
         </w:tc>
       </w:tr>
-      <w:tr ns2:paraId="51FCD1DF" ns2:textId="77777777">
+      <w:tr>
         <w:tc>
           <w:tcPr>
             <w:tcW w:w="3120" w:type="dxa"/>
@@ -1944,9 +1843,9 @@
               <w:right w:w="120" w:type="dxa"/>
             </w:tcMar>
           </w:tcPr>
-          <w:p ns2:paraId="4308B354" ns2:textId="77777777">
-            <w:r>
-              <w:t xml:space="preserve">Válvulas</w:t>
+          <w:p>
+            <w:r>
+              <w:t>Válvulas</w:t>
             </w:r>
           </w:p>
         </w:tc>
@@ -1967,14 +1866,14 @@
               <w:right w:w="120" w:type="dxa"/>
             </w:tcMar>
           </w:tcPr>
-          <w:p ns2:paraId="3FD46393" ns2:textId="77777777">
-            <w:r>
-              <w:t xml:space="preserve">Con las válvulas el modelo casi no distingue lo normal de lo anómalo y da muchas alertas falsas. No lo uses solo para válvulas.</w:t>
+          <w:p>
+            <w:r>
+              <w:t>Con las válvulas el modelo casi no distingue lo normal de lo anómalo y da muchas alertas falsas. No lo uses solo para válvulas.</w:t>
             </w:r>
           </w:p>
         </w:tc>
       </w:tr>
-      <w:tr ns2:paraId="51FCD1DF" ns2:textId="77777777">
+      <w:tr>
         <w:tc>
           <w:tcPr>
             <w:tcW w:w="3120" w:type="dxa"/>
@@ -1992,9 +1891,9 @@
               <w:right w:w="120" w:type="dxa"/>
             </w:tcMar>
           </w:tcPr>
-          <w:p ns2:paraId="4308B354" ns2:textId="77777777">
-            <w:r>
-              <w:t xml:space="preserve">Muchas alertas</w:t>
+          <w:p>
+            <w:r>
+              <w:t>Muchas alertas</w:t>
             </w:r>
           </w:p>
         </w:tc>
@@ -2015,14 +1914,14 @@
               <w:right w:w="120" w:type="dxa"/>
             </w:tcMar>
           </w:tcPr>
-          <w:p ns2:paraId="3FD46393" ns2:textId="77777777">
-            <w:r>
-              <w:t xml:space="preserve">Para no dejar pasar averías, alrededor de la mitad de las grabaciones de máquinas sanas también dan alerta. Úsalo para decidir qué revisar primero.</w:t>
+          <w:p>
+            <w:r>
+              <w:t>Para no dejar pasar averías, alrededor de la mitad de las grabaciones de máquinas sanas también dan alerta. Úsalo para decidir qué revisar primero.</w:t>
             </w:r>
           </w:p>
         </w:tc>
       </w:tr>
-      <w:tr ns2:paraId="51FCD1DF" ns2:textId="77777777">
+      <w:tr>
         <w:tc>
           <w:tcPr>
             <w:tcW w:w="3120" w:type="dxa"/>
@@ -2040,9 +1939,9 @@
               <w:right w:w="120" w:type="dxa"/>
             </w:tcMar>
           </w:tcPr>
-          <w:p ns2:paraId="4308B354" ns2:textId="77777777">
-            <w:r>
-              <w:t xml:space="preserve">Necesita grabaciones limpias de referencia</w:t>
+          <w:p>
+            <w:r>
+              <w:t>Necesita grabaciones limpias de referencia</w:t>
             </w:r>
           </w:p>
         </w:tc>
@@ -2063,14 +1962,14 @@
               <w:right w:w="120" w:type="dxa"/>
             </w:tcMar>
           </w:tcPr>
-          <w:p ns2:paraId="3FD46393" ns2:textId="77777777">
-            <w:r>
-              <w:t xml:space="preserve">Si al entrenarlo la máquina ya tenía un fallo empezando, el modelo lo aprende como normal y deja de detectarlo.</w:t>
+          <w:p>
+            <w:r>
+              <w:t>Si al entrenarlo la máquina ya tenía un fallo empezando, el modelo lo aprende como normal y deja de detectarlo.</w:t>
             </w:r>
           </w:p>
         </w:tc>
       </w:tr>
-      <w:tr ns2:paraId="51FCD1DF" ns2:textId="77777777">
+      <w:tr>
         <w:tc>
           <w:tcPr>
             <w:tcW w:w="3120" w:type="dxa"/>
@@ -2088,9 +1987,9 @@
               <w:right w:w="120" w:type="dxa"/>
             </w:tcMar>
           </w:tcPr>
-          <w:p ns2:paraId="4308B354" ns2:textId="77777777">
-            <w:r>
-              <w:t xml:space="preserve">Reentrenar lleva tiempo</w:t>
+          <w:p>
+            <w:r>
+              <w:t>Reentrenar lleva tiempo</w:t>
             </w:r>
           </w:p>
         </w:tc>
@@ -2111,21 +2010,21 @@
               <w:right w:w="120" w:type="dxa"/>
             </w:tcMar>
           </w:tcPr>
-          <w:p ns2:paraId="3FD46393" ns2:textId="77777777">
-            <w:r>
-              <w:t xml:space="preserve">Volver a entrenar un equipo con grabaciones nuevas tarda unos 10 minutos con tarjeta gráfica y más de una hora sin ella. El modelo reentrenado no sustituye al original.</w:t>
+          <w:p>
+            <w:r>
+              <w:t>Volver a entrenar un equipo con grabaciones nuevas tarda unos 10 minutos con tarjeta gráfica y más de una hora sin ella. El modelo reentrenado no sustituye al original.</w:t>
             </w:r>
           </w:p>
         </w:tc>
       </w:tr>
     </w:tbl>
-    <w:p ns2:paraId="1FA4B2C9" ns2:textId="4B35F67D">
+    <w:p>
       <w:pPr>
-        <w:pStyle w:val="Descripcin"/>
+        <w:pStyle w:val="Caption"/>
         <w:jc w:val="center"/>
       </w:pPr>
-      <w:bookmarkStart w:id="22" w:name="_Toc233977249"/>
-      <w:bookmarkStart w:id="23" w:name="_Toc233977287"/>
+      <w:bookmarkStart w:id="18" w:name="_Toc233977249"/>
+      <w:bookmarkStart w:id="19" w:name="_Toc233977287"/>
       <w:r>
         <w:t xml:space="preserve">Tabla </w:t>
       </w:r>
@@ -2140,18 +2039,18 @@
       <w:r>
         <w:t xml:space="preserve"> Limitaciones conocidas</w:t>
       </w:r>
-      <w:bookmarkEnd w:id="22"/>
-      <w:bookmarkEnd w:id="23"/>
+      <w:bookmarkEnd w:id="18"/>
+      <w:bookmarkEnd w:id="19"/>
     </w:p>
-    <w:p ns2:paraId="0C6B9E4B" ns2:textId="77777777">
+    <w:p>
       <w:pPr>
         <w:rPr>
           <w:rFonts w:ascii="Liberation sans narrow regular" w:eastAsia="Liberation sans narrow regular" w:hAnsi="Liberation sans narrow regular" w:cs="Liberation sans narrow regular"/>
         </w:rPr>
       </w:pPr>
     </w:p>
-    <w:p ns2:paraId="17A44B7C" ns2:textId="77777777"/>
-    <w:p ns2:paraId="14F09C48" ns2:textId="77777777">
+    <w:p/>
+    <w:p>
       <w:pPr>
         <w:tabs>
           <w:tab w:val="left" w:pos="-142"/>
@@ -2163,10 +2062,10 @@
       </w:pPr>
     </w:p>
     <w:sectPr>
-      <w:headerReference w:type="even" ns7:id="rId12"/>
-      <w:headerReference w:type="default" ns7:id="rId13"/>
-      <w:footerReference w:type="default" ns7:id="rId14"/>
-      <w:footerReference w:type="first" ns7:id="rId15"/>
+      <w:headerReference w:type="even" r:id="rId12"/>
+      <w:headerReference w:type="default" r:id="rId13"/>
+      <w:footerReference w:type="default" r:id="rId14"/>
+      <w:footerReference w:type="first" r:id="rId15"/>
       <w:pgSz w:w="11906" w:h="16838"/>
       <w:pgMar w:top="1417" w:right="1701" w:bottom="1417" w:left="1701" w:header="708" w:footer="708" w:gutter="0"/>
       <w:pgNumType w:start="1"/>
@@ -2890,6 +2789,7 @@
       <w:rPr>
         <w:rFonts w:ascii="Liberalisation sans narrow" w:eastAsia="Liberalisation sans narrow" w:hAnsi="Liberalisation sans narrow" w:cs="Liberalisation sans narrow"/>
         <w:color w:val="000000"/>
+        <w:lang w:val="en-US"/>
       </w:rPr>
     </w:pPr>
     <w:r>
@@ -2903,6 +2803,7 @@
       <w:rPr>
         <w:rFonts w:ascii="Liberalisation sans narrow" w:eastAsia="Liberalisation sans narrow" w:hAnsi="Liberalisation sans narrow" w:cs="Liberalisation sans narrow"/>
         <w:color w:val="000000"/>
+        <w:lang w:val="en-US"/>
       </w:rPr>
       <w:instrText>PAGE</w:instrText>
     </w:r>
@@ -2918,8 +2819,9 @@
         <w:rFonts w:ascii="Liberalisation sans narrow" w:eastAsia="Liberalisation sans narrow" w:hAnsi="Liberalisation sans narrow" w:cs="Liberalisation sans narrow"/>
         <w:noProof/>
         <w:color w:val="000000"/>
+        <w:lang w:val="en-US"/>
       </w:rPr>
-      <w:t xml:space="preserve">2</w:t>
+      <w:t>2</w:t>
     </w:r>
     <w:r>
       <w:rPr>
@@ -2932,24 +2834,9 @@
       <w:rPr>
         <w:rFonts w:ascii="Liberalisation sans narrow" w:eastAsia="Liberalisation sans narrow" w:hAnsi="Liberalisation sans narrow" w:cs="Liberalisation sans narrow"/>
         <w:color w:val="000000"/>
+        <w:lang w:val="en-US"/>
       </w:rPr>
-      <w:t xml:space="preserve"> |Ficha funcional – Modelo a41 (</w:t>
-    </w:r>
-    <w:proofErr w:type="spellStart"/>
-    <w:r>
-      <w:rPr>
-        <w:rFonts w:ascii="Liberalisation sans narrow" w:eastAsia="Liberalisation sans narrow" w:hAnsi="Liberalisation sans narrow" w:cs="Liberalisation sans narrow"/>
-        <w:color w:val="000000"/>
-      </w:rPr>
-      <w:t xml:space="preserve">meat-curing-machinery-acoustic-anomaly</w:t>
-    </w:r>
-    <w:proofErr w:type="spellEnd"/>
-    <w:r>
-      <w:rPr>
-        <w:rFonts w:ascii="Liberalisation sans narrow" w:eastAsia="Liberalisation sans narrow" w:hAnsi="Liberalisation sans narrow" w:cs="Liberalisation sans narrow"/>
-        <w:color w:val="000000"/>
-      </w:rPr>
-      <w:t>)</w:t>
+      <w:t xml:space="preserve"> |Ficha funcional – Modelo a41 (meat-curing-machinery-acoustic-anomaly)</w:t>
     </w:r>
   </w:p>
   <w:p>
@@ -3497,11 +3384,11 @@
     <w:name w:val="Normal"/>
     <w:qFormat/>
   </w:style>
-  <w:style w:type="paragraph" w:styleId="Ttulo1">
+  <w:style w:type="paragraph" w:styleId="Heading1">
     <w:name w:val="heading 1"/>
     <w:basedOn w:val="Normal"/>
     <w:next w:val="Normal"/>
-    <w:link w:val="Ttulo1Car"/>
+    <w:link w:val="Heading1Char"/>
     <w:uiPriority w:val="9"/>
     <w:qFormat/>
     <w:pPr>
@@ -3519,11 +3406,11 @@
       <w:szCs w:val="36"/>
     </w:rPr>
   </w:style>
-  <w:style w:type="paragraph" w:styleId="Ttulo2">
+  <w:style w:type="paragraph" w:styleId="Heading2">
     <w:name w:val="heading 2"/>
     <w:basedOn w:val="Normal"/>
     <w:next w:val="Normal"/>
-    <w:link w:val="Ttulo2Car"/>
+    <w:link w:val="Heading2Char"/>
     <w:uiPriority w:val="9"/>
     <w:semiHidden/>
     <w:unhideWhenUsed/>
@@ -3542,11 +3429,11 @@
       <w:szCs w:val="32"/>
     </w:rPr>
   </w:style>
-  <w:style w:type="paragraph" w:styleId="Ttulo3">
+  <w:style w:type="paragraph" w:styleId="Heading3">
     <w:name w:val="heading 3"/>
     <w:basedOn w:val="Normal"/>
     <w:next w:val="Normal"/>
-    <w:link w:val="Ttulo3Car"/>
+    <w:link w:val="Heading3Char"/>
     <w:uiPriority w:val="9"/>
     <w:semiHidden/>
     <w:unhideWhenUsed/>
@@ -3565,11 +3452,11 @@
       <w:szCs w:val="28"/>
     </w:rPr>
   </w:style>
-  <w:style w:type="paragraph" w:styleId="Ttulo4">
+  <w:style w:type="paragraph" w:styleId="Heading4">
     <w:name w:val="heading 4"/>
     <w:basedOn w:val="Normal"/>
     <w:next w:val="Normal"/>
-    <w:link w:val="Ttulo4Car"/>
+    <w:link w:val="Heading4Char"/>
     <w:uiPriority w:val="9"/>
     <w:semiHidden/>
     <w:unhideWhenUsed/>
@@ -3588,11 +3475,11 @@
       <w:szCs w:val="24"/>
     </w:rPr>
   </w:style>
-  <w:style w:type="paragraph" w:styleId="Ttulo5">
+  <w:style w:type="paragraph" w:styleId="Heading5">
     <w:name w:val="heading 5"/>
     <w:basedOn w:val="Normal"/>
     <w:next w:val="Normal"/>
-    <w:link w:val="Ttulo5Car"/>
+    <w:link w:val="Heading5Char"/>
     <w:uiPriority w:val="9"/>
     <w:semiHidden/>
     <w:unhideWhenUsed/>
@@ -3610,11 +3497,11 @@
       <w:color w:val="284546"/>
     </w:rPr>
   </w:style>
-  <w:style w:type="paragraph" w:styleId="Ttulo6">
+  <w:style w:type="paragraph" w:styleId="Heading6">
     <w:name w:val="heading 6"/>
     <w:basedOn w:val="Normal"/>
     <w:next w:val="Normal"/>
-    <w:link w:val="Ttulo6Car"/>
+    <w:link w:val="Heading6Char"/>
     <w:uiPriority w:val="9"/>
     <w:semiHidden/>
     <w:unhideWhenUsed/>
@@ -3634,11 +3521,11 @@
       <w:color w:val="1B2E2F"/>
     </w:rPr>
   </w:style>
-  <w:style w:type="paragraph" w:styleId="Ttulo7">
+  <w:style w:type="paragraph" w:styleId="Heading7">
     <w:name w:val="heading 7"/>
     <w:basedOn w:val="Normal"/>
     <w:next w:val="Normal"/>
-    <w:link w:val="Ttulo7Car"/>
+    <w:link w:val="Heading7Char"/>
     <w:uiPriority w:val="9"/>
     <w:unhideWhenUsed/>
     <w:qFormat/>
@@ -3656,11 +3543,11 @@
       <w:color w:val="1B2E2E" w:themeColor="accent1" w:themeShade="80"/>
     </w:rPr>
   </w:style>
-  <w:style w:type="paragraph" w:styleId="Ttulo8">
+  <w:style w:type="paragraph" w:styleId="Heading8">
     <w:name w:val="heading 8"/>
     <w:basedOn w:val="Normal"/>
     <w:next w:val="Normal"/>
-    <w:link w:val="Ttulo8Car"/>
+    <w:link w:val="Heading8Char"/>
     <w:uiPriority w:val="9"/>
     <w:unhideWhenUsed/>
     <w:qFormat/>
@@ -3680,11 +3567,11 @@
       <w:color w:val="1B2E2E" w:themeColor="accent1" w:themeShade="80"/>
     </w:rPr>
   </w:style>
-  <w:style w:type="paragraph" w:styleId="Ttulo9">
+  <w:style w:type="paragraph" w:styleId="Heading9">
     <w:name w:val="heading 9"/>
     <w:basedOn w:val="Normal"/>
     <w:next w:val="Normal"/>
-    <w:link w:val="Ttulo9Car"/>
+    <w:link w:val="Heading9Char"/>
     <w:uiPriority w:val="9"/>
     <w:semiHidden/>
     <w:unhideWhenUsed/>
@@ -3703,13 +3590,13 @@
       <w:color w:val="1B2E2E" w:themeColor="accent1" w:themeShade="80"/>
     </w:rPr>
   </w:style>
-  <w:style w:type="character" w:default="1" w:styleId="Fuentedeprrafopredeter">
+  <w:style w:type="character" w:default="1" w:styleId="DefaultParagraphFont">
     <w:name w:val="Default Paragraph Font"/>
     <w:uiPriority w:val="1"/>
     <w:semiHidden/>
     <w:unhideWhenUsed/>
   </w:style>
-  <w:style w:type="table" w:default="1" w:styleId="Tablanormal">
+  <w:style w:type="table" w:default="1" w:styleId="TableNormal">
     <w:name w:val="Normal Table"/>
     <w:uiPriority w:val="99"/>
     <w:semiHidden/>
@@ -3724,13 +3611,13 @@
       </w:tblCellMar>
     </w:tblPr>
   </w:style>
-  <w:style w:type="numbering" w:default="1" w:styleId="Sinlista">
+  <w:style w:type="numbering" w:default="1" w:styleId="NoList">
     <w:name w:val="No List"/>
     <w:uiPriority w:val="99"/>
     <w:semiHidden/>
     <w:unhideWhenUsed/>
   </w:style>
-  <w:style w:type="table" w:customStyle="1" w:styleId="TableNormal">
+  <w:style w:type="table" w:customStyle="1" w:styleId="TableNormal0">
     <w:name w:val="TableNormal"/>
     <w:tblPr>
       <w:tblCellMar>
@@ -3741,11 +3628,11 @@
       </w:tblCellMar>
     </w:tblPr>
   </w:style>
-  <w:style w:type="paragraph" w:styleId="Ttulo">
+  <w:style w:type="paragraph" w:styleId="Title">
     <w:name w:val="Title"/>
     <w:basedOn w:val="Normal"/>
     <w:next w:val="Normal"/>
-    <w:link w:val="TtuloCar"/>
+    <w:link w:val="TitleChar"/>
     <w:uiPriority w:val="10"/>
     <w:qFormat/>
     <w:pPr>
@@ -3760,10 +3647,10 @@
       <w:szCs w:val="72"/>
     </w:rPr>
   </w:style>
-  <w:style w:type="character" w:customStyle="1" w:styleId="Ttulo1Car">
-    <w:name w:val="Título 1 Car"/>
-    <w:basedOn w:val="Fuentedeprrafopredeter"/>
-    <w:link w:val="Ttulo1"/>
+  <w:style w:type="character" w:customStyle="1" w:styleId="Heading1Char">
+    <w:name w:val="Heading 1 Char"/>
+    <w:basedOn w:val="DefaultParagraphFont"/>
+    <w:link w:val="Heading1"/>
     <w:uiPriority w:val="9"/>
     <w:rsid w:val="00AB39A2"/>
     <w:rPr>
@@ -3773,10 +3660,10 @@
       <w:szCs w:val="36"/>
     </w:rPr>
   </w:style>
-  <w:style w:type="character" w:customStyle="1" w:styleId="Ttulo2Car">
-    <w:name w:val="Título 2 Car"/>
-    <w:basedOn w:val="Fuentedeprrafopredeter"/>
-    <w:link w:val="Ttulo2"/>
+  <w:style w:type="character" w:customStyle="1" w:styleId="Heading2Char">
+    <w:name w:val="Heading 2 Char"/>
+    <w:basedOn w:val="DefaultParagraphFont"/>
+    <w:link w:val="Heading2"/>
     <w:uiPriority w:val="9"/>
     <w:rsid w:val="00AB39A2"/>
     <w:rPr>
@@ -3786,10 +3673,10 @@
       <w:szCs w:val="32"/>
     </w:rPr>
   </w:style>
-  <w:style w:type="character" w:customStyle="1" w:styleId="Ttulo3Car">
-    <w:name w:val="Título 3 Car"/>
-    <w:basedOn w:val="Fuentedeprrafopredeter"/>
-    <w:link w:val="Ttulo3"/>
+  <w:style w:type="character" w:customStyle="1" w:styleId="Heading3Char">
+    <w:name w:val="Heading 3 Char"/>
+    <w:basedOn w:val="DefaultParagraphFont"/>
+    <w:link w:val="Heading3"/>
     <w:uiPriority w:val="9"/>
     <w:rsid w:val="00AB39A2"/>
     <w:rPr>
@@ -3799,10 +3686,10 @@
       <w:szCs w:val="28"/>
     </w:rPr>
   </w:style>
-  <w:style w:type="character" w:customStyle="1" w:styleId="Ttulo4Car">
-    <w:name w:val="Título 4 Car"/>
-    <w:basedOn w:val="Fuentedeprrafopredeter"/>
-    <w:link w:val="Ttulo4"/>
+  <w:style w:type="character" w:customStyle="1" w:styleId="Heading4Char">
+    <w:name w:val="Heading 4 Char"/>
+    <w:basedOn w:val="DefaultParagraphFont"/>
+    <w:link w:val="Heading4"/>
     <w:uiPriority w:val="9"/>
     <w:rsid w:val="00AB39A2"/>
     <w:rPr>
@@ -3812,10 +3699,10 @@
       <w:szCs w:val="24"/>
     </w:rPr>
   </w:style>
-  <w:style w:type="character" w:customStyle="1" w:styleId="Ttulo5Car">
-    <w:name w:val="Título 5 Car"/>
-    <w:basedOn w:val="Fuentedeprrafopredeter"/>
-    <w:link w:val="Ttulo5"/>
+  <w:style w:type="character" w:customStyle="1" w:styleId="Heading5Char">
+    <w:name w:val="Heading 5 Char"/>
+    <w:basedOn w:val="DefaultParagraphFont"/>
+    <w:link w:val="Heading5"/>
     <w:uiPriority w:val="9"/>
     <w:rsid w:val="00AB39A2"/>
     <w:rPr>
@@ -3824,10 +3711,10 @@
       <w:color w:val="284546" w:themeColor="accent1" w:themeShade="BF"/>
     </w:rPr>
   </w:style>
-  <w:style w:type="character" w:customStyle="1" w:styleId="Ttulo6Car">
-    <w:name w:val="Título 6 Car"/>
-    <w:basedOn w:val="Fuentedeprrafopredeter"/>
-    <w:link w:val="Ttulo6"/>
+  <w:style w:type="character" w:customStyle="1" w:styleId="Heading6Char">
+    <w:name w:val="Heading 6 Char"/>
+    <w:basedOn w:val="DefaultParagraphFont"/>
+    <w:link w:val="Heading6"/>
     <w:uiPriority w:val="9"/>
     <w:rsid w:val="00AB39A2"/>
     <w:rPr>
@@ -3838,10 +3725,10 @@
       <w:color w:val="1B2E2E" w:themeColor="accent1" w:themeShade="80"/>
     </w:rPr>
   </w:style>
-  <w:style w:type="character" w:customStyle="1" w:styleId="Ttulo7Car">
-    <w:name w:val="Título 7 Car"/>
-    <w:basedOn w:val="Fuentedeprrafopredeter"/>
-    <w:link w:val="Ttulo7"/>
+  <w:style w:type="character" w:customStyle="1" w:styleId="Heading7Char">
+    <w:name w:val="Heading 7 Char"/>
+    <w:basedOn w:val="DefaultParagraphFont"/>
+    <w:link w:val="Heading7"/>
     <w:uiPriority w:val="9"/>
     <w:rsid w:val="00AB39A2"/>
     <w:rPr>
@@ -3851,10 +3738,10 @@
       <w:color w:val="1B2E2E" w:themeColor="accent1" w:themeShade="80"/>
     </w:rPr>
   </w:style>
-  <w:style w:type="character" w:customStyle="1" w:styleId="Ttulo8Car">
-    <w:name w:val="Título 8 Car"/>
-    <w:basedOn w:val="Fuentedeprrafopredeter"/>
-    <w:link w:val="Ttulo8"/>
+  <w:style w:type="character" w:customStyle="1" w:styleId="Heading8Char">
+    <w:name w:val="Heading 8 Char"/>
+    <w:basedOn w:val="DefaultParagraphFont"/>
+    <w:link w:val="Heading8"/>
     <w:uiPriority w:val="9"/>
     <w:rsid w:val="00AB39A2"/>
     <w:rPr>
@@ -3866,10 +3753,10 @@
       <w:color w:val="1B2E2E" w:themeColor="accent1" w:themeShade="80"/>
     </w:rPr>
   </w:style>
-  <w:style w:type="character" w:customStyle="1" w:styleId="Ttulo9Car">
-    <w:name w:val="Título 9 Car"/>
-    <w:basedOn w:val="Fuentedeprrafopredeter"/>
-    <w:link w:val="Ttulo9"/>
+  <w:style w:type="character" w:customStyle="1" w:styleId="Heading9Char">
+    <w:name w:val="Heading 9 Char"/>
+    <w:basedOn w:val="DefaultParagraphFont"/>
+    <w:link w:val="Heading9"/>
     <w:uiPriority w:val="9"/>
     <w:semiHidden/>
     <w:rsid w:val="00AB39A2"/>
@@ -3880,11 +3767,11 @@
       <w:color w:val="1B2E2E" w:themeColor="accent1" w:themeShade="80"/>
     </w:rPr>
   </w:style>
-  <w:style w:type="paragraph" w:styleId="Descripcin">
+  <w:style w:type="paragraph" w:styleId="Caption">
     <w:name w:val="caption"/>
     <w:basedOn w:val="Normal"/>
     <w:next w:val="Normal"/>
-    <w:link w:val="DescripcinCar"/>
+    <w:link w:val="CaptionChar"/>
     <w:unhideWhenUsed/>
     <w:qFormat/>
     <w:rsid w:val="00AB39A2"/>
@@ -3898,10 +3785,10 @@
       <w:color w:val="739A8A" w:themeColor="text2"/>
     </w:rPr>
   </w:style>
-  <w:style w:type="character" w:customStyle="1" w:styleId="TtuloCar">
-    <w:name w:val="Título Car"/>
-    <w:basedOn w:val="Fuentedeprrafopredeter"/>
-    <w:link w:val="Ttulo"/>
+  <w:style w:type="character" w:customStyle="1" w:styleId="TitleChar">
+    <w:name w:val="Title Char"/>
+    <w:basedOn w:val="DefaultParagraphFont"/>
+    <w:link w:val="Title"/>
     <w:uiPriority w:val="10"/>
     <w:rsid w:val="00AB39A2"/>
     <w:rPr>
@@ -3913,10 +3800,10 @@
       <w:szCs w:val="72"/>
     </w:rPr>
   </w:style>
-  <w:style w:type="character" w:customStyle="1" w:styleId="SubttuloCar">
-    <w:name w:val="Subtítulo Car"/>
-    <w:basedOn w:val="Fuentedeprrafopredeter"/>
-    <w:link w:val="Subttulo"/>
+  <w:style w:type="character" w:customStyle="1" w:styleId="SubtitleChar">
+    <w:name w:val="Subtitle Char"/>
+    <w:basedOn w:val="DefaultParagraphFont"/>
+    <w:link w:val="Subtitle"/>
     <w:uiPriority w:val="11"/>
     <w:rsid w:val="00AB39A2"/>
     <w:rPr>
@@ -3926,9 +3813,9 @@
       <w:szCs w:val="28"/>
     </w:rPr>
   </w:style>
-  <w:style w:type="character" w:styleId="Fuerte">
+  <w:style w:type="character" w:styleId="Strong">
     <w:name w:val="Strong"/>
-    <w:basedOn w:val="Fuentedeprrafopredeter"/>
+    <w:basedOn w:val="DefaultParagraphFont"/>
     <w:uiPriority w:val="22"/>
     <w:qFormat/>
     <w:rsid w:val="00AB39A2"/>
@@ -3937,9 +3824,9 @@
       <w:bCs/>
     </w:rPr>
   </w:style>
-  <w:style w:type="character" w:styleId="nfasis">
+  <w:style w:type="character" w:styleId="Emphasis">
     <w:name w:val="Emphasis"/>
-    <w:basedOn w:val="Fuentedeprrafopredeter"/>
+    <w:basedOn w:val="DefaultParagraphFont"/>
     <w:uiPriority w:val="20"/>
     <w:qFormat/>
     <w:rsid w:val="00AB39A2"/>
@@ -3948,7 +3835,7 @@
       <w:iCs/>
     </w:rPr>
   </w:style>
-  <w:style w:type="paragraph" w:styleId="Sinespaciado">
+  <w:style w:type="paragraph" w:styleId="NoSpacing">
     <w:name w:val="No Spacing"/>
     <w:uiPriority w:val="1"/>
     <w:qFormat/>
@@ -3957,11 +3844,11 @@
       <w:spacing w:after="0" w:line="240" w:lineRule="auto"/>
     </w:pPr>
   </w:style>
-  <w:style w:type="paragraph" w:styleId="Cita">
+  <w:style w:type="paragraph" w:styleId="Quote">
     <w:name w:val="Quote"/>
     <w:basedOn w:val="Normal"/>
     <w:next w:val="Normal"/>
-    <w:link w:val="CitaCar"/>
+    <w:link w:val="QuoteChar"/>
     <w:uiPriority w:val="29"/>
     <w:qFormat/>
     <w:rsid w:val="00AB39A2"/>
@@ -3975,10 +3862,10 @@
       <w:szCs w:val="24"/>
     </w:rPr>
   </w:style>
-  <w:style w:type="character" w:customStyle="1" w:styleId="CitaCar">
-    <w:name w:val="Cita Car"/>
-    <w:basedOn w:val="Fuentedeprrafopredeter"/>
-    <w:link w:val="Cita"/>
+  <w:style w:type="character" w:customStyle="1" w:styleId="QuoteChar">
+    <w:name w:val="Quote Char"/>
+    <w:basedOn w:val="DefaultParagraphFont"/>
+    <w:link w:val="Quote"/>
     <w:uiPriority w:val="29"/>
     <w:rsid w:val="00AB39A2"/>
     <w:rPr>
@@ -3987,11 +3874,11 @@
       <w:szCs w:val="24"/>
     </w:rPr>
   </w:style>
-  <w:style w:type="paragraph" w:styleId="Citadestacada">
+  <w:style w:type="paragraph" w:styleId="IntenseQuote">
     <w:name w:val="Intense Quote"/>
     <w:basedOn w:val="Normal"/>
     <w:next w:val="Normal"/>
-    <w:link w:val="CitadestacadaCar"/>
+    <w:link w:val="IntenseQuoteChar"/>
     <w:uiPriority w:val="30"/>
     <w:qFormat/>
     <w:rsid w:val="00AB39A2"/>
@@ -4008,10 +3895,10 @@
       <w:szCs w:val="32"/>
     </w:rPr>
   </w:style>
-  <w:style w:type="character" w:customStyle="1" w:styleId="CitadestacadaCar">
-    <w:name w:val="Cita destacada Car"/>
-    <w:basedOn w:val="Fuentedeprrafopredeter"/>
-    <w:link w:val="Citadestacada"/>
+  <w:style w:type="character" w:customStyle="1" w:styleId="IntenseQuoteChar">
+    <w:name w:val="Intense Quote Char"/>
+    <w:basedOn w:val="DefaultParagraphFont"/>
+    <w:link w:val="IntenseQuote"/>
     <w:uiPriority w:val="30"/>
     <w:rsid w:val="00AB39A2"/>
     <w:rPr>
@@ -4022,9 +3909,9 @@
       <w:szCs w:val="32"/>
     </w:rPr>
   </w:style>
-  <w:style w:type="character" w:styleId="nfasissutil">
+  <w:style w:type="character" w:styleId="SubtleEmphasis">
     <w:name w:val="Subtle Emphasis"/>
-    <w:basedOn w:val="Fuentedeprrafopredeter"/>
+    <w:basedOn w:val="DefaultParagraphFont"/>
     <w:uiPriority w:val="19"/>
     <w:qFormat/>
     <w:rsid w:val="00AB39A2"/>
@@ -4034,9 +3921,9 @@
       <w:color w:val="A3BDB2" w:themeColor="text1" w:themeTint="A6"/>
     </w:rPr>
   </w:style>
-  <w:style w:type="character" w:styleId="nfasisintenso">
+  <w:style w:type="character" w:styleId="IntenseEmphasis">
     <w:name w:val="Intense Emphasis"/>
-    <w:basedOn w:val="Fuentedeprrafopredeter"/>
+    <w:basedOn w:val="DefaultParagraphFont"/>
     <w:uiPriority w:val="21"/>
     <w:qFormat/>
     <w:rsid w:val="00AB39A2"/>
@@ -4047,9 +3934,9 @@
       <w:iCs/>
     </w:rPr>
   </w:style>
-  <w:style w:type="character" w:styleId="Referenciasutil">
+  <w:style w:type="character" w:styleId="SubtleReference">
     <w:name w:val="Subtle Reference"/>
-    <w:basedOn w:val="Fuentedeprrafopredeter"/>
+    <w:basedOn w:val="DefaultParagraphFont"/>
     <w:uiPriority w:val="31"/>
     <w:qFormat/>
     <w:rsid w:val="00AB39A2"/>
@@ -4060,9 +3947,9 @@
       <w:bdr w:val="none" w:sz="0" w:space="0" w:color="auto"/>
     </w:rPr>
   </w:style>
-  <w:style w:type="character" w:styleId="Referenciaintensa">
+  <w:style w:type="character" w:styleId="IntenseReference">
     <w:name w:val="Intense Reference"/>
-    <w:basedOn w:val="Fuentedeprrafopredeter"/>
+    <w:basedOn w:val="DefaultParagraphFont"/>
     <w:uiPriority w:val="32"/>
     <w:qFormat/>
     <w:rsid w:val="00AB39A2"/>
@@ -4074,9 +3961,9 @@
       <w:u w:val="single"/>
     </w:rPr>
   </w:style>
-  <w:style w:type="character" w:styleId="Ttulodellibro">
+  <w:style w:type="character" w:styleId="BookTitle">
     <w:name w:val="Book Title"/>
-    <w:basedOn w:val="Fuentedeprrafopredeter"/>
+    <w:basedOn w:val="DefaultParagraphFont"/>
     <w:uiPriority w:val="33"/>
     <w:qFormat/>
     <w:rsid w:val="00AB39A2"/>
@@ -4087,9 +3974,9 @@
       <w:spacing w:val="10"/>
     </w:rPr>
   </w:style>
-  <w:style w:type="paragraph" w:styleId="TtuloTDC">
+  <w:style w:type="paragraph" w:styleId="TOCHeading">
     <w:name w:val="TOC Heading"/>
-    <w:basedOn w:val="Ttulo1"/>
+    <w:basedOn w:val="Heading1"/>
     <w:next w:val="Normal"/>
     <w:uiPriority w:val="39"/>
     <w:unhideWhenUsed/>
@@ -4099,10 +3986,10 @@
       <w:outlineLvl w:val="9"/>
     </w:pPr>
   </w:style>
-  <w:style w:type="paragraph" w:styleId="Encabezado">
+  <w:style w:type="paragraph" w:styleId="Header">
     <w:name w:val="header"/>
     <w:basedOn w:val="Normal"/>
-    <w:link w:val="EncabezadoCar"/>
+    <w:link w:val="HeaderChar"/>
     <w:uiPriority w:val="99"/>
     <w:unhideWhenUsed/>
     <w:rsid w:val="00171F5E"/>
@@ -4114,17 +4001,17 @@
       <w:spacing w:after="0" w:line="240" w:lineRule="auto"/>
     </w:pPr>
   </w:style>
-  <w:style w:type="character" w:customStyle="1" w:styleId="EncabezadoCar">
-    <w:name w:val="Encabezado Car"/>
-    <w:basedOn w:val="Fuentedeprrafopredeter"/>
-    <w:link w:val="Encabezado"/>
+  <w:style w:type="character" w:customStyle="1" w:styleId="HeaderChar">
+    <w:name w:val="Header Char"/>
+    <w:basedOn w:val="DefaultParagraphFont"/>
+    <w:link w:val="Header"/>
     <w:uiPriority w:val="99"/>
     <w:rsid w:val="00171F5E"/>
   </w:style>
-  <w:style w:type="paragraph" w:styleId="Piedepgina">
+  <w:style w:type="paragraph" w:styleId="Footer">
     <w:name w:val="footer"/>
     <w:basedOn w:val="Normal"/>
-    <w:link w:val="PiedepginaCar"/>
+    <w:link w:val="FooterChar"/>
     <w:uiPriority w:val="99"/>
     <w:unhideWhenUsed/>
     <w:rsid w:val="00171F5E"/>
@@ -4136,14 +4023,14 @@
       <w:spacing w:after="0" w:line="240" w:lineRule="auto"/>
     </w:pPr>
   </w:style>
-  <w:style w:type="character" w:customStyle="1" w:styleId="PiedepginaCar">
-    <w:name w:val="Pie de página Car"/>
-    <w:basedOn w:val="Fuentedeprrafopredeter"/>
-    <w:link w:val="Piedepgina"/>
+  <w:style w:type="character" w:customStyle="1" w:styleId="FooterChar">
+    <w:name w:val="Footer Char"/>
+    <w:basedOn w:val="DefaultParagraphFont"/>
+    <w:link w:val="Footer"/>
     <w:uiPriority w:val="99"/>
     <w:rsid w:val="00171F5E"/>
   </w:style>
-  <w:style w:type="paragraph" w:styleId="TDC1">
+  <w:style w:type="paragraph" w:styleId="TOC1">
     <w:name w:val="toc 1"/>
     <w:basedOn w:val="Normal"/>
     <w:next w:val="Normal"/>
@@ -4155,7 +4042,7 @@
       <w:spacing w:after="100"/>
     </w:pPr>
   </w:style>
-  <w:style w:type="paragraph" w:styleId="TDC2">
+  <w:style w:type="paragraph" w:styleId="TOC2">
     <w:name w:val="toc 2"/>
     <w:basedOn w:val="Normal"/>
     <w:next w:val="Normal"/>
@@ -4172,7 +4059,7 @@
       <w:ind w:left="220"/>
     </w:pPr>
   </w:style>
-  <w:style w:type="paragraph" w:styleId="TDC3">
+  <w:style w:type="paragraph" w:styleId="TOC3">
     <w:name w:val="toc 3"/>
     <w:basedOn w:val="Normal"/>
     <w:next w:val="Normal"/>
@@ -4186,10 +4073,10 @@
       <w:ind w:left="440"/>
     </w:pPr>
   </w:style>
-  <w:style w:type="paragraph" w:styleId="Textonotapie">
+  <w:style w:type="paragraph" w:styleId="FootnoteText">
     <w:name w:val="footnote text"/>
     <w:basedOn w:val="Normal"/>
-    <w:link w:val="TextonotapieCar"/>
+    <w:link w:val="FootnoteTextChar"/>
     <w:uiPriority w:val="99"/>
     <w:semiHidden/>
     <w:unhideWhenUsed/>
@@ -4202,10 +4089,10 @@
       <w:szCs w:val="20"/>
     </w:rPr>
   </w:style>
-  <w:style w:type="character" w:customStyle="1" w:styleId="TextonotapieCar">
-    <w:name w:val="Texto nota pie Car"/>
-    <w:basedOn w:val="Fuentedeprrafopredeter"/>
-    <w:link w:val="Textonotapie"/>
+  <w:style w:type="character" w:customStyle="1" w:styleId="FootnoteTextChar">
+    <w:name w:val="Footnote Text Char"/>
+    <w:basedOn w:val="DefaultParagraphFont"/>
+    <w:link w:val="FootnoteText"/>
     <w:uiPriority w:val="99"/>
     <w:semiHidden/>
     <w:rsid w:val="00C81877"/>
@@ -4214,10 +4101,10 @@
       <w:szCs w:val="20"/>
     </w:rPr>
   </w:style>
-  <w:style w:type="paragraph" w:styleId="Textocomentario">
+  <w:style w:type="paragraph" w:styleId="CommentText">
     <w:name w:val="annotation text"/>
     <w:basedOn w:val="Normal"/>
-    <w:link w:val="TextocomentarioCar"/>
+    <w:link w:val="CommentTextChar"/>
     <w:uiPriority w:val="99"/>
     <w:semiHidden/>
     <w:unhideWhenUsed/>
@@ -4234,10 +4121,10 @@
       <w:lang w:val="en-US"/>
     </w:rPr>
   </w:style>
-  <w:style w:type="character" w:customStyle="1" w:styleId="TextocomentarioCar">
-    <w:name w:val="Texto comentario Car"/>
-    <w:basedOn w:val="Fuentedeprrafopredeter"/>
-    <w:link w:val="Textocomentario"/>
+  <w:style w:type="character" w:customStyle="1" w:styleId="CommentTextChar">
+    <w:name w:val="Comment Text Char"/>
+    <w:basedOn w:val="DefaultParagraphFont"/>
+    <w:link w:val="CommentText"/>
     <w:uiPriority w:val="99"/>
     <w:semiHidden/>
     <w:rsid w:val="00C81877"/>
@@ -4248,7 +4135,7 @@
       <w:lang w:val="en-US"/>
     </w:rPr>
   </w:style>
-  <w:style w:type="character" w:styleId="Refdenotaalpie">
+  <w:style w:type="character" w:styleId="FootnoteReference">
     <w:name w:val="footnote reference"/>
     <w:uiPriority w:val="99"/>
     <w:semiHidden/>
@@ -4258,9 +4145,9 @@
       <w:vertAlign w:val="superscript"/>
     </w:rPr>
   </w:style>
-  <w:style w:type="character" w:styleId="Refdecomentario">
+  <w:style w:type="character" w:styleId="CommentReference">
     <w:name w:val="annotation reference"/>
-    <w:basedOn w:val="Fuentedeprrafopredeter"/>
+    <w:basedOn w:val="DefaultParagraphFont"/>
     <w:uiPriority w:val="99"/>
     <w:semiHidden/>
     <w:unhideWhenUsed/>
@@ -4270,9 +4157,9 @@
       <w:szCs w:val="16"/>
     </w:rPr>
   </w:style>
-  <w:style w:type="character" w:styleId="Hipervnculo">
+  <w:style w:type="character" w:styleId="Hyperlink">
     <w:name w:val="Hyperlink"/>
-    <w:basedOn w:val="Fuentedeprrafopredeter"/>
+    <w:basedOn w:val="DefaultParagraphFont"/>
     <w:uiPriority w:val="99"/>
     <w:unhideWhenUsed/>
     <w:rsid w:val="00C81877"/>
@@ -4281,9 +4168,9 @@
       <w:u w:val="single"/>
     </w:rPr>
   </w:style>
-  <w:style w:type="character" w:styleId="Mencinsinresolver">
+  <w:style w:type="character" w:styleId="UnresolvedMention">
     <w:name w:val="Unresolved Mention"/>
-    <w:basedOn w:val="Fuentedeprrafopredeter"/>
+    <w:basedOn w:val="DefaultParagraphFont"/>
     <w:uiPriority w:val="99"/>
     <w:semiHidden/>
     <w:unhideWhenUsed/>
@@ -4293,9 +4180,9 @@
       <w:shd w:val="clear" w:color="auto" w:fill="E1DFDD"/>
     </w:rPr>
   </w:style>
-  <w:style w:type="table" w:styleId="Tablaconcuadrcula">
+  <w:style w:type="table" w:styleId="TableGrid">
     <w:name w:val="Table Grid"/>
-    <w:basedOn w:val="Tablanormal"/>
+    <w:basedOn w:val="TableNormal"/>
     <w:uiPriority w:val="39"/>
     <w:rsid w:val="00292DEB"/>
     <w:pPr>
@@ -4319,7 +4206,7 @@
       </w:tblBorders>
     </w:tblPr>
   </w:style>
-  <w:style w:type="paragraph" w:styleId="Tabladeilustraciones">
+  <w:style w:type="paragraph" w:styleId="TableofFigures">
     <w:name w:val="table of figures"/>
     <w:basedOn w:val="Normal"/>
     <w:next w:val="Normal"/>
@@ -4337,10 +4224,10 @@
       <w:lang w:val="en-US"/>
     </w:rPr>
   </w:style>
-  <w:style w:type="character" w:customStyle="1" w:styleId="DescripcinCar">
-    <w:name w:val="Descripción Car"/>
-    <w:basedOn w:val="Fuentedeprrafopredeter"/>
-    <w:link w:val="Descripcin"/>
+  <w:style w:type="character" w:customStyle="1" w:styleId="CaptionChar">
+    <w:name w:val="Caption Char"/>
+    <w:basedOn w:val="DefaultParagraphFont"/>
+    <w:link w:val="Caption"/>
     <w:locked/>
     <w:rsid w:val="00CE62B2"/>
     <w:rPr>
@@ -4350,11 +4237,11 @@
       <w:color w:val="739A8A" w:themeColor="text2"/>
     </w:rPr>
   </w:style>
-  <w:style w:type="paragraph" w:styleId="Subttulo">
+  <w:style w:type="paragraph" w:styleId="Subtitle">
     <w:name w:val="Subtitle"/>
     <w:basedOn w:val="Normal"/>
     <w:next w:val="Normal"/>
-    <w:link w:val="SubttuloCar"/>
+    <w:link w:val="SubtitleChar"/>
     <w:uiPriority w:val="11"/>
     <w:qFormat/>
     <w:pPr>
@@ -4369,7 +4256,7 @@
     </w:rPr>
   </w:style>
   <w:style w:type="table" w:customStyle="1" w:styleId="a">
-    <w:basedOn w:val="Tablanormal"/>
+    <w:basedOn w:val="TableNormal"/>
     <w:pPr>
       <w:spacing w:after="0" w:line="240" w:lineRule="auto"/>
     </w:pPr>
@@ -4385,7 +4272,7 @@
     </w:tblPr>
   </w:style>
   <w:style w:type="table" w:customStyle="1" w:styleId="a0">
-    <w:basedOn w:val="Tablanormal"/>
+    <w:basedOn w:val="TableNormal"/>
     <w:pPr>
       <w:spacing w:after="0" w:line="240" w:lineRule="auto"/>
     </w:pPr>
@@ -4401,7 +4288,7 @@
     </w:tblPr>
   </w:style>
   <w:style w:type="table" w:customStyle="1" w:styleId="a1">
-    <w:basedOn w:val="Tablanormal"/>
+    <w:basedOn w:val="TableNormal"/>
     <w:pPr>
       <w:spacing w:after="0" w:line="240" w:lineRule="auto"/>
     </w:pPr>
@@ -4621,28 +4508,28 @@
 </file>
 
 <file path=customXml/item1.xml><?xml version="1.0" encoding="utf-8"?>
+<b:Sources xmlns:b="http://schemas.openxmlformats.org/officeDocument/2006/bibliography" xmlns="http://schemas.openxmlformats.org/officeDocument/2006/bibliography" SelectedStyle="\APASixthEditionOfficeOnline.xsl" StyleName="APA" Version="6"/>
+</file>
+
+<file path=customXml/item2.xml><?xml version="1.0" encoding="utf-8"?>
 <go:gDocsCustomXmlDataStorage xmlns:go="http://customooxmlschemas.google.com/" xmlns:r="http://schemas.openxmlformats.org/officeDocument/2006/relationships" uri="GoogleDocsCustomDataVersion2">
   <go:docsCustomData xmlns:go="http://customooxmlschemas.google.com/" roundtripDataSignature="AMtx7mjfZHdsiCvpFOesiH+c3zMFCQ6GYw==">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</go:docsCustomData>
 </go:gDocsCustomXmlDataStorage>
 </file>
 
-<file path=customXml/item2.xml><?xml version="1.0" encoding="utf-8"?>
-<b:Sources xmlns:b="http://schemas.openxmlformats.org/officeDocument/2006/bibliography" xmlns="http://schemas.openxmlformats.org/officeDocument/2006/bibliography" SelectedStyle="\APASixthEditionOfficeOnline.xsl" StyleName="APA" Version="6"/>
+<file path=customXml/itemProps1.xml><?xml version="1.0" encoding="utf-8"?>
+<ds:datastoreItem xmlns:ds="http://schemas.openxmlformats.org/officeDocument/2006/customXml" ds:itemID="{F2C6ED9E-18BB-4E8C-9B45-9DE9ABC600F0}">
+  <ds:schemaRefs>
+    <ds:schemaRef ds:uri="http://schemas.openxmlformats.org/officeDocument/2006/bibliography"/>
+  </ds:schemaRefs>
+</ds:datastoreItem>
 </file>
 
-<file path=customXml/itemProps1.xml><?xml version="1.0" encoding="utf-8"?>
+<file path=customXml/itemProps2.xml><?xml version="1.0" encoding="utf-8"?>
 <ds:datastoreItem xmlns:ds="http://schemas.openxmlformats.org/officeDocument/2006/customXml" ds:itemID="{11111111-1234-1234-1234-123412341234}">
   <ds:schemaRefs>
     <ds:schemaRef ds:uri="http://customooxmlschemas.google.com/"/>
     <ds:schemaRef ds:uri="http://schemas.openxmlformats.org/officeDocument/2006/relationships"/>
   </ds:schemaRefs>
 </ds:datastoreItem>
-</file>
-
-<file path=customXml/itemProps2.xml><?xml version="1.0" encoding="utf-8"?>
-<ds:datastoreItem xmlns:ds="http://schemas.openxmlformats.org/officeDocument/2006/customXml" ds:itemID="{F2C6ED9E-18BB-4E8C-9B45-9DE9ABC600F0}">
-  <ds:schemaRefs>
-    <ds:schemaRef ds:uri="http://schemas.openxmlformats.org/officeDocument/2006/bibliography"/>
-  </ds:schemaRefs>
-</ds:datastoreItem>
 </file>